--- a/docs/important-code-reference-docx/cloudflare__portfolio-ai-worker.js.docx
+++ b/docs/important-code-reference-docx/cloudflare__portfolio-ai-worker.js.docx
@@ -3387,386 +3387,37 @@
         <w:pStyle w:val="Heading3"/>
       </w:pPr>
       <w:r>
-        <w:t>json - lines 11-20</w:t>
+        <w:t>json (cloudflare/portfolio-ai-worker.js, lines 11-20)</w:t>
       </w:r>
     </w:p>
-    <w:tbl>
-      <w:tblPr>
-        <w:tblW w:type="auto" w:w="0"/>
-        <w:jc w:val="center"/>
-        <w:tblLayout w:type="fixed"/>
-        <w:tblLook w:firstColumn="1" w:firstRow="1" w:lastColumn="0" w:lastRow="0" w:noHBand="0" w:noVBand="1" w:val="04A0"/>
-      </w:tblPr>
-      <w:tblGrid>
-        <w:gridCol w:w="2232"/>
-        <w:gridCol w:w="7128"/>
-      </w:tblGrid>
-      <w:tr>
-        <w:tc>
-          <w:tcPr>
-            <w:tcW w:type="dxa" w:w="5184"/>
-            <w:vAlign w:val="center"/>
-            <w:shd w:fill="E8EEF5"/>
-          </w:tcPr>
-          <w:p>
-            <w:r/>
-            <w:r>
-              <w:rPr>
-                <w:rFonts w:ascii="Calibri" w:hAnsi="Calibri"/>
-                <w:b/>
-                <w:sz w:val="18"/>
-              </w:rPr>
-              <w:t>Item</w:t>
-            </w:r>
-          </w:p>
-        </w:tc>
-        <w:tc>
-          <w:tcPr>
-            <w:tcW w:type="dxa" w:w="5184"/>
-            <w:vAlign w:val="center"/>
-            <w:shd w:fill="E8EEF5"/>
-          </w:tcPr>
-          <w:p>
-            <w:r/>
-            <w:r>
-              <w:rPr>
-                <w:rFonts w:ascii="Calibri" w:hAnsi="Calibri"/>
-                <w:b/>
-                <w:sz w:val="18"/>
-              </w:rPr>
-              <w:t>Explanation</w:t>
-            </w:r>
-          </w:p>
-        </w:tc>
-      </w:tr>
-      <w:tr>
-        <w:tc>
-          <w:tcPr>
-            <w:tcW w:type="dxa" w:w="2232"/>
-            <w:vAlign w:val="center"/>
-          </w:tcPr>
-          <w:p>
-            <w:r/>
-            <w:r>
-              <w:rPr>
-                <w:rFonts w:ascii="Calibri" w:hAnsi="Calibri"/>
-                <w:b/>
-                <w:sz w:val="18"/>
-              </w:rPr>
-              <w:t>Source location</w:t>
-            </w:r>
-          </w:p>
-        </w:tc>
-        <w:tc>
-          <w:tcPr>
-            <w:tcW w:type="dxa" w:w="7128"/>
-            <w:vAlign w:val="center"/>
-          </w:tcPr>
-          <w:p>
-            <w:r/>
-            <w:r>
-              <w:rPr>
-                <w:rFonts w:ascii="Calibri" w:hAnsi="Calibri"/>
-                <w:b w:val="0"/>
-                <w:sz w:val="18"/>
-              </w:rPr>
-              <w:t>Lines 11-20 (10 source lines).</w:t>
-            </w:r>
-          </w:p>
-        </w:tc>
-      </w:tr>
-      <w:tr>
-        <w:tc>
-          <w:tcPr>
-            <w:tcW w:type="dxa" w:w="2232"/>
-            <w:vAlign w:val="center"/>
-          </w:tcPr>
-          <w:p>
-            <w:r/>
-            <w:r>
-              <w:rPr>
-                <w:rFonts w:ascii="Calibri" w:hAnsi="Calibri"/>
-                <w:b/>
-                <w:sz w:val="18"/>
-              </w:rPr>
-              <w:t>Purpose</w:t>
-            </w:r>
-          </w:p>
-        </w:tc>
-        <w:tc>
-          <w:tcPr>
-            <w:tcW w:type="dxa" w:w="7128"/>
-            <w:vAlign w:val="center"/>
-          </w:tcPr>
-          <w:p>
-            <w:r/>
-            <w:r>
-              <w:rPr>
-                <w:rFonts w:ascii="Calibri" w:hAnsi="Calibri"/>
-                <w:b w:val="0"/>
-                <w:sz w:val="18"/>
-              </w:rPr>
-              <w:t>Named function in the repository. Inspect the surrounding lines to learn its exact inputs and outputs.</w:t>
-            </w:r>
-          </w:p>
-        </w:tc>
-      </w:tr>
-      <w:tr>
-        <w:tc>
-          <w:tcPr>
-            <w:tcW w:type="dxa" w:w="2232"/>
-            <w:vAlign w:val="center"/>
-          </w:tcPr>
-          <w:p>
-            <w:r/>
-            <w:r>
-              <w:rPr>
-                <w:rFonts w:ascii="Calibri" w:hAnsi="Calibri"/>
-                <w:b/>
-                <w:sz w:val="18"/>
-              </w:rPr>
-              <w:t>Declaration</w:t>
-            </w:r>
-          </w:p>
-        </w:tc>
-        <w:tc>
-          <w:tcPr>
-            <w:tcW w:type="dxa" w:w="7128"/>
-            <w:vAlign w:val="center"/>
-          </w:tcPr>
-          <w:p>
-            <w:r/>
-            <w:r>
-              <w:rPr>
-                <w:rFonts w:ascii="Calibri" w:hAnsi="Calibri"/>
-                <w:b w:val="0"/>
-                <w:sz w:val="18"/>
-              </w:rPr>
-              <w:t>function json(data, status = 200, headers = {}) {</w:t>
-            </w:r>
-          </w:p>
-        </w:tc>
-      </w:tr>
-      <w:tr>
-        <w:tc>
-          <w:tcPr>
-            <w:tcW w:type="dxa" w:w="2232"/>
-            <w:vAlign w:val="center"/>
-          </w:tcPr>
-          <w:p>
-            <w:r/>
-            <w:r>
-              <w:rPr>
-                <w:rFonts w:ascii="Calibri" w:hAnsi="Calibri"/>
-                <w:b/>
-                <w:sz w:val="18"/>
-              </w:rPr>
-              <w:t>Touches</w:t>
-            </w:r>
-          </w:p>
-        </w:tc>
-        <w:tc>
-          <w:tcPr>
-            <w:tcW w:type="dxa" w:w="7128"/>
-            <w:vAlign w:val="center"/>
-          </w:tcPr>
-          <w:p>
-            <w:r/>
-            <w:r>
-              <w:rPr>
-                <w:rFonts w:ascii="Calibri" w:hAnsi="Calibri"/>
-                <w:b w:val="0"/>
-                <w:sz w:val="18"/>
-              </w:rPr>
-              <w:t>Mostly local calculations or local UI state.</w:t>
-            </w:r>
-          </w:p>
-        </w:tc>
-      </w:tr>
-      <w:tr>
-        <w:tc>
-          <w:tcPr>
-            <w:tcW w:type="dxa" w:w="2232"/>
-            <w:vAlign w:val="center"/>
-          </w:tcPr>
-          <w:p>
-            <w:r/>
-            <w:r>
-              <w:rPr>
-                <w:rFonts w:ascii="Calibri" w:hAnsi="Calibri"/>
-                <w:b/>
-                <w:sz w:val="18"/>
-              </w:rPr>
-              <w:t>Calls detected</w:t>
-            </w:r>
-          </w:p>
-        </w:tc>
-        <w:tc>
-          <w:tcPr>
-            <w:tcW w:type="dxa" w:w="7128"/>
-            <w:vAlign w:val="center"/>
-          </w:tcPr>
-          <w:p>
-            <w:r/>
-            <w:r>
-              <w:rPr>
-                <w:rFonts w:ascii="Calibri" w:hAnsi="Calibri"/>
-                <w:b w:val="0"/>
-                <w:sz w:val="18"/>
-              </w:rPr>
-              <w:t>Response, stringify</w:t>
-            </w:r>
-          </w:p>
-        </w:tc>
-      </w:tr>
-      <w:tr>
-        <w:tc>
-          <w:tcPr>
-            <w:tcW w:type="dxa" w:w="2232"/>
-            <w:vAlign w:val="center"/>
-          </w:tcPr>
-          <w:p>
-            <w:r/>
-            <w:r>
-              <w:rPr>
-                <w:rFonts w:ascii="Calibri" w:hAnsi="Calibri"/>
-                <w:b/>
-                <w:sz w:val="18"/>
-              </w:rPr>
-              <w:t>API endpoints</w:t>
-            </w:r>
-          </w:p>
-        </w:tc>
-        <w:tc>
-          <w:tcPr>
-            <w:tcW w:type="dxa" w:w="7128"/>
-            <w:vAlign w:val="center"/>
-          </w:tcPr>
-          <w:p>
-            <w:r/>
-            <w:r>
-              <w:rPr>
-                <w:rFonts w:ascii="Calibri" w:hAnsi="Calibri"/>
-                <w:b w:val="0"/>
-                <w:sz w:val="18"/>
-              </w:rPr>
-              <w:t>None detected inside this function body.</w:t>
-            </w:r>
-          </w:p>
-        </w:tc>
-      </w:tr>
-      <w:tr>
-        <w:tc>
-          <w:tcPr>
-            <w:tcW w:type="dxa" w:w="2232"/>
-            <w:vAlign w:val="center"/>
-          </w:tcPr>
-          <w:p>
-            <w:r/>
-            <w:r>
-              <w:rPr>
-                <w:rFonts w:ascii="Calibri" w:hAnsi="Calibri"/>
-                <w:b/>
-                <w:sz w:val="18"/>
-              </w:rPr>
-              <w:t>Storage keys</w:t>
-            </w:r>
-          </w:p>
-        </w:tc>
-        <w:tc>
-          <w:tcPr>
-            <w:tcW w:type="dxa" w:w="7128"/>
-            <w:vAlign w:val="center"/>
-          </w:tcPr>
-          <w:p>
-            <w:r/>
-            <w:r>
-              <w:rPr>
-                <w:rFonts w:ascii="Calibri" w:hAnsi="Calibri"/>
-                <w:b w:val="0"/>
-                <w:sz w:val="18"/>
-              </w:rPr>
-              <w:t>No local/session storage keys detected.</w:t>
-            </w:r>
-          </w:p>
-        </w:tc>
-      </w:tr>
-      <w:tr>
-        <w:tc>
-          <w:tcPr>
-            <w:tcW w:type="dxa" w:w="2232"/>
-            <w:vAlign w:val="center"/>
-          </w:tcPr>
-          <w:p>
-            <w:r/>
-            <w:r>
-              <w:rPr>
-                <w:rFonts w:ascii="Calibri" w:hAnsi="Calibri"/>
-                <w:b/>
-                <w:sz w:val="18"/>
-              </w:rPr>
-              <w:t>Async/return clues</w:t>
-            </w:r>
-          </w:p>
-        </w:tc>
-        <w:tc>
-          <w:tcPr>
-            <w:tcW w:type="dxa" w:w="7128"/>
-            <w:vAlign w:val="center"/>
-          </w:tcPr>
-          <w:p>
-            <w:r/>
-            <w:r>
-              <w:rPr>
-                <w:rFonts w:ascii="Calibri" w:hAnsi="Calibri"/>
-                <w:b w:val="0"/>
-                <w:sz w:val="18"/>
-              </w:rPr>
-              <w:t>0 await expression(s), 1 return statement(s).</w:t>
-            </w:r>
-          </w:p>
-        </w:tc>
-      </w:tr>
-      <w:tr>
-        <w:tc>
-          <w:tcPr>
-            <w:tcW w:type="dxa" w:w="2232"/>
-            <w:vAlign w:val="center"/>
-          </w:tcPr>
-          <w:p>
-            <w:r/>
-            <w:r>
-              <w:rPr>
-                <w:rFonts w:ascii="Calibri" w:hAnsi="Calibri"/>
-                <w:b/>
-                <w:sz w:val="18"/>
-              </w:rPr>
-              <w:t>Debug approach</w:t>
-            </w:r>
-          </w:p>
-        </w:tc>
-        <w:tc>
-          <w:tcPr>
-            <w:tcW w:type="dxa" w:w="7128"/>
-            <w:vAlign w:val="center"/>
-          </w:tcPr>
-          <w:p>
-            <w:r/>
-            <w:r>
-              <w:rPr>
-                <w:rFonts w:ascii="Calibri" w:hAnsi="Calibri"/>
-                <w:b w:val="0"/>
-                <w:sz w:val="18"/>
-              </w:rPr>
-              <w:t>Trigger the user action that reaches this function, inspect inputs/state before the function, then inspect the returned value, DOM update, file write, process output, or API response after it runs.</w:t>
-            </w:r>
-          </w:p>
-        </w:tc>
-      </w:tr>
-    </w:tbl>
     <w:p>
       <w:r>
-        <w:t>Source excerpt:</w:t>
+        <w:t>json named function in the repository. inspect the surrounding lines to learn its exact inputs and outputs. In this file, it appears around lines 11-20 and is part of the cloudflare worker/deployment area. used for public ai backend and cloudflare deployment notes.</w:t>
+      </w:r>
+    </w:p>
+    <w:p>
+      <w:r>
+        <w:t>This function is needed so cloudflare/portfolio-ai-worker.js can keep that responsibility in one named place instead of scattering it through unrelated event handlers or route code.</w:t>
+      </w:r>
+    </w:p>
+    <w:p>
+      <w:r>
+        <w:t>It calls or references Response, and stringify. Endpoint references found inside it are no direct /api endpoint strings detected. Browser storage keys found inside it are no local/session storage keys detected.</w:t>
+      </w:r>
+    </w:p>
+    <w:p>
+      <w:r>
+        <w:t>It has 1 return statement(s). The most important visible returns are: line 12: return new Response(JSON.stringify(data, null, 2), {.</w:t>
+      </w:r>
+    </w:p>
+    <w:p>
+      <w:r>
+        <w:t>No major local variable declarations were detected in the extracted function body.</w:t>
+      </w:r>
+    </w:p>
+    <w:p>
+      <w:r>
+        <w:t>Relevant source excerpt:</w:t>
       </w:r>
     </w:p>
     <w:p>
@@ -3803,386 +3454,37 @@
         <w:pStyle w:val="Heading3"/>
       </w:pPr>
       <w:r>
-        <w:t>allowedOrigins - lines 22-28</w:t>
+        <w:t>allowedOrigins (cloudflare/portfolio-ai-worker.js, lines 22-28)</w:t>
       </w:r>
     </w:p>
-    <w:tbl>
-      <w:tblPr>
-        <w:tblW w:type="auto" w:w="0"/>
-        <w:jc w:val="center"/>
-        <w:tblLayout w:type="fixed"/>
-        <w:tblLook w:firstColumn="1" w:firstRow="1" w:lastColumn="0" w:lastRow="0" w:noHBand="0" w:noVBand="1" w:val="04A0"/>
-      </w:tblPr>
-      <w:tblGrid>
-        <w:gridCol w:w="2232"/>
-        <w:gridCol w:w="7128"/>
-      </w:tblGrid>
-      <w:tr>
-        <w:tc>
-          <w:tcPr>
-            <w:tcW w:type="dxa" w:w="5184"/>
-            <w:vAlign w:val="center"/>
-            <w:shd w:fill="E8EEF5"/>
-          </w:tcPr>
-          <w:p>
-            <w:r/>
-            <w:r>
-              <w:rPr>
-                <w:rFonts w:ascii="Calibri" w:hAnsi="Calibri"/>
-                <w:b/>
-                <w:sz w:val="18"/>
-              </w:rPr>
-              <w:t>Item</w:t>
-            </w:r>
-          </w:p>
-        </w:tc>
-        <w:tc>
-          <w:tcPr>
-            <w:tcW w:type="dxa" w:w="5184"/>
-            <w:vAlign w:val="center"/>
-            <w:shd w:fill="E8EEF5"/>
-          </w:tcPr>
-          <w:p>
-            <w:r/>
-            <w:r>
-              <w:rPr>
-                <w:rFonts w:ascii="Calibri" w:hAnsi="Calibri"/>
-                <w:b/>
-                <w:sz w:val="18"/>
-              </w:rPr>
-              <w:t>Explanation</w:t>
-            </w:r>
-          </w:p>
-        </w:tc>
-      </w:tr>
-      <w:tr>
-        <w:tc>
-          <w:tcPr>
-            <w:tcW w:type="dxa" w:w="2232"/>
-            <w:vAlign w:val="center"/>
-          </w:tcPr>
-          <w:p>
-            <w:r/>
-            <w:r>
-              <w:rPr>
-                <w:rFonts w:ascii="Calibri" w:hAnsi="Calibri"/>
-                <w:b/>
-                <w:sz w:val="18"/>
-              </w:rPr>
-              <w:t>Source location</w:t>
-            </w:r>
-          </w:p>
-        </w:tc>
-        <w:tc>
-          <w:tcPr>
-            <w:tcW w:type="dxa" w:w="7128"/>
-            <w:vAlign w:val="center"/>
-          </w:tcPr>
-          <w:p>
-            <w:r/>
-            <w:r>
-              <w:rPr>
-                <w:rFonts w:ascii="Calibri" w:hAnsi="Calibri"/>
-                <w:b w:val="0"/>
-                <w:sz w:val="18"/>
-              </w:rPr>
-              <w:t>Lines 22-28 (7 source lines).</w:t>
-            </w:r>
-          </w:p>
-        </w:tc>
-      </w:tr>
-      <w:tr>
-        <w:tc>
-          <w:tcPr>
-            <w:tcW w:type="dxa" w:w="2232"/>
-            <w:vAlign w:val="center"/>
-          </w:tcPr>
-          <w:p>
-            <w:r/>
-            <w:r>
-              <w:rPr>
-                <w:rFonts w:ascii="Calibri" w:hAnsi="Calibri"/>
-                <w:b/>
-                <w:sz w:val="18"/>
-              </w:rPr>
-              <w:t>Purpose</w:t>
-            </w:r>
-          </w:p>
-        </w:tc>
-        <w:tc>
-          <w:tcPr>
-            <w:tcW w:type="dxa" w:w="7128"/>
-            <w:vAlign w:val="center"/>
-          </w:tcPr>
-          <w:p>
-            <w:r/>
-            <w:r>
-              <w:rPr>
-                <w:rFonts w:ascii="Calibri" w:hAnsi="Calibri"/>
-                <w:b w:val="0"/>
-                <w:sz w:val="18"/>
-              </w:rPr>
-              <w:t>Named function in the repository. Inspect the surrounding lines to learn its exact inputs and outputs.</w:t>
-            </w:r>
-          </w:p>
-        </w:tc>
-      </w:tr>
-      <w:tr>
-        <w:tc>
-          <w:tcPr>
-            <w:tcW w:type="dxa" w:w="2232"/>
-            <w:vAlign w:val="center"/>
-          </w:tcPr>
-          <w:p>
-            <w:r/>
-            <w:r>
-              <w:rPr>
-                <w:rFonts w:ascii="Calibri" w:hAnsi="Calibri"/>
-                <w:b/>
-                <w:sz w:val="18"/>
-              </w:rPr>
-              <w:t>Declaration</w:t>
-            </w:r>
-          </w:p>
-        </w:tc>
-        <w:tc>
-          <w:tcPr>
-            <w:tcW w:type="dxa" w:w="7128"/>
-            <w:vAlign w:val="center"/>
-          </w:tcPr>
-          <w:p>
-            <w:r/>
-            <w:r>
-              <w:rPr>
-                <w:rFonts w:ascii="Calibri" w:hAnsi="Calibri"/>
-                <w:b w:val="0"/>
-                <w:sz w:val="18"/>
-              </w:rPr>
-              <w:t>function allowedOrigins(env) {</w:t>
-            </w:r>
-          </w:p>
-        </w:tc>
-      </w:tr>
-      <w:tr>
-        <w:tc>
-          <w:tcPr>
-            <w:tcW w:type="dxa" w:w="2232"/>
-            <w:vAlign w:val="center"/>
-          </w:tcPr>
-          <w:p>
-            <w:r/>
-            <w:r>
-              <w:rPr>
-                <w:rFonts w:ascii="Calibri" w:hAnsi="Calibri"/>
-                <w:b/>
-                <w:sz w:val="18"/>
-              </w:rPr>
-              <w:t>Touches</w:t>
-            </w:r>
-          </w:p>
-        </w:tc>
-        <w:tc>
-          <w:tcPr>
-            <w:tcW w:type="dxa" w:w="7128"/>
-            <w:vAlign w:val="center"/>
-          </w:tcPr>
-          <w:p>
-            <w:r/>
-            <w:r>
-              <w:rPr>
-                <w:rFonts w:ascii="Calibri" w:hAnsi="Calibri"/>
-                <w:b w:val="0"/>
-                <w:sz w:val="18"/>
-              </w:rPr>
-              <w:t>Mostly local calculations or local UI state.</w:t>
-            </w:r>
-          </w:p>
-        </w:tc>
-      </w:tr>
-      <w:tr>
-        <w:tc>
-          <w:tcPr>
-            <w:tcW w:type="dxa" w:w="2232"/>
-            <w:vAlign w:val="center"/>
-          </w:tcPr>
-          <w:p>
-            <w:r/>
-            <w:r>
-              <w:rPr>
-                <w:rFonts w:ascii="Calibri" w:hAnsi="Calibri"/>
-                <w:b/>
-                <w:sz w:val="18"/>
-              </w:rPr>
-              <w:t>Calls detected</w:t>
-            </w:r>
-          </w:p>
-        </w:tc>
-        <w:tc>
-          <w:tcPr>
-            <w:tcW w:type="dxa" w:w="7128"/>
-            <w:vAlign w:val="center"/>
-          </w:tcPr>
-          <w:p>
-            <w:r/>
-            <w:r>
-              <w:rPr>
-                <w:rFonts w:ascii="Calibri" w:hAnsi="Calibri"/>
-                <w:b w:val="0"/>
-                <w:sz w:val="18"/>
-              </w:rPr>
-              <w:t>split, map, trim, filter, concat</w:t>
-            </w:r>
-          </w:p>
-        </w:tc>
-      </w:tr>
-      <w:tr>
-        <w:tc>
-          <w:tcPr>
-            <w:tcW w:type="dxa" w:w="2232"/>
-            <w:vAlign w:val="center"/>
-          </w:tcPr>
-          <w:p>
-            <w:r/>
-            <w:r>
-              <w:rPr>
-                <w:rFonts w:ascii="Calibri" w:hAnsi="Calibri"/>
-                <w:b/>
-                <w:sz w:val="18"/>
-              </w:rPr>
-              <w:t>API endpoints</w:t>
-            </w:r>
-          </w:p>
-        </w:tc>
-        <w:tc>
-          <w:tcPr>
-            <w:tcW w:type="dxa" w:w="7128"/>
-            <w:vAlign w:val="center"/>
-          </w:tcPr>
-          <w:p>
-            <w:r/>
-            <w:r>
-              <w:rPr>
-                <w:rFonts w:ascii="Calibri" w:hAnsi="Calibri"/>
-                <w:b w:val="0"/>
-                <w:sz w:val="18"/>
-              </w:rPr>
-              <w:t>None detected inside this function body.</w:t>
-            </w:r>
-          </w:p>
-        </w:tc>
-      </w:tr>
-      <w:tr>
-        <w:tc>
-          <w:tcPr>
-            <w:tcW w:type="dxa" w:w="2232"/>
-            <w:vAlign w:val="center"/>
-          </w:tcPr>
-          <w:p>
-            <w:r/>
-            <w:r>
-              <w:rPr>
-                <w:rFonts w:ascii="Calibri" w:hAnsi="Calibri"/>
-                <w:b/>
-                <w:sz w:val="18"/>
-              </w:rPr>
-              <w:t>Storage keys</w:t>
-            </w:r>
-          </w:p>
-        </w:tc>
-        <w:tc>
-          <w:tcPr>
-            <w:tcW w:type="dxa" w:w="7128"/>
-            <w:vAlign w:val="center"/>
-          </w:tcPr>
-          <w:p>
-            <w:r/>
-            <w:r>
-              <w:rPr>
-                <w:rFonts w:ascii="Calibri" w:hAnsi="Calibri"/>
-                <w:b w:val="0"/>
-                <w:sz w:val="18"/>
-              </w:rPr>
-              <w:t>No local/session storage keys detected.</w:t>
-            </w:r>
-          </w:p>
-        </w:tc>
-      </w:tr>
-      <w:tr>
-        <w:tc>
-          <w:tcPr>
-            <w:tcW w:type="dxa" w:w="2232"/>
-            <w:vAlign w:val="center"/>
-          </w:tcPr>
-          <w:p>
-            <w:r/>
-            <w:r>
-              <w:rPr>
-                <w:rFonts w:ascii="Calibri" w:hAnsi="Calibri"/>
-                <w:b/>
-                <w:sz w:val="18"/>
-              </w:rPr>
-              <w:t>Async/return clues</w:t>
-            </w:r>
-          </w:p>
-        </w:tc>
-        <w:tc>
-          <w:tcPr>
-            <w:tcW w:type="dxa" w:w="7128"/>
-            <w:vAlign w:val="center"/>
-          </w:tcPr>
-          <w:p>
-            <w:r/>
-            <w:r>
-              <w:rPr>
-                <w:rFonts w:ascii="Calibri" w:hAnsi="Calibri"/>
-                <w:b w:val="0"/>
-                <w:sz w:val="18"/>
-              </w:rPr>
-              <w:t>0 await expression(s), 1 return statement(s).</w:t>
-            </w:r>
-          </w:p>
-        </w:tc>
-      </w:tr>
-      <w:tr>
-        <w:tc>
-          <w:tcPr>
-            <w:tcW w:type="dxa" w:w="2232"/>
-            <w:vAlign w:val="center"/>
-          </w:tcPr>
-          <w:p>
-            <w:r/>
-            <w:r>
-              <w:rPr>
-                <w:rFonts w:ascii="Calibri" w:hAnsi="Calibri"/>
-                <w:b/>
-                <w:sz w:val="18"/>
-              </w:rPr>
-              <w:t>Debug approach</w:t>
-            </w:r>
-          </w:p>
-        </w:tc>
-        <w:tc>
-          <w:tcPr>
-            <w:tcW w:type="dxa" w:w="7128"/>
-            <w:vAlign w:val="center"/>
-          </w:tcPr>
-          <w:p>
-            <w:r/>
-            <w:r>
-              <w:rPr>
-                <w:rFonts w:ascii="Calibri" w:hAnsi="Calibri"/>
-                <w:b w:val="0"/>
-                <w:sz w:val="18"/>
-              </w:rPr>
-              <w:t>Trigger the user action that reaches this function, inspect inputs/state before the function, then inspect the returned value, DOM update, file write, process output, or API response after it runs.</w:t>
-            </w:r>
-          </w:p>
-        </w:tc>
-      </w:tr>
-    </w:tbl>
     <w:p>
       <w:r>
-        <w:t>Source excerpt:</w:t>
+        <w:t>allowedOrigins named function in the repository. inspect the surrounding lines to learn its exact inputs and outputs. In this file, it appears around lines 22-28 and is part of the cloudflare worker/deployment area. used for public ai backend and cloudflare deployment notes.</w:t>
+      </w:r>
+    </w:p>
+    <w:p>
+      <w:r>
+        <w:t>This function is needed so cloudflare/portfolio-ai-worker.js can keep that responsibility in one named place instead of scattering it through unrelated event handlers or route code.</w:t>
+      </w:r>
+    </w:p>
+    <w:p>
+      <w:r>
+        <w:t>It calls or references split, map, trim, filter, and concat. Endpoint references found inside it are no direct /api endpoint strings detected. Browser storage keys found inside it are no local/session storage keys detected.</w:t>
+      </w:r>
+    </w:p>
+    <w:p>
+      <w:r>
+        <w:t>It has 1 return statement(s). The most important visible returns are: line 23: return String(env.ALLOWED_ORIGINS || "").</w:t>
+      </w:r>
+    </w:p>
+    <w:p>
+      <w:r>
+        <w:t>No major local variable declarations were detected in the extracted function body.</w:t>
+      </w:r>
+    </w:p>
+    <w:p>
+      <w:r>
+        <w:t>Relevant source excerpt:</w:t>
       </w:r>
     </w:p>
     <w:p>
@@ -4213,386 +3515,37 @@
         <w:pStyle w:val="Heading3"/>
       </w:pPr>
       <w:r>
-        <w:t>corsHeaders - lines 30-40</w:t>
+        <w:t>corsHeaders (cloudflare/portfolio-ai-worker.js, lines 30-40)</w:t>
       </w:r>
     </w:p>
-    <w:tbl>
-      <w:tblPr>
-        <w:tblW w:type="auto" w:w="0"/>
-        <w:jc w:val="center"/>
-        <w:tblLayout w:type="fixed"/>
-        <w:tblLook w:firstColumn="1" w:firstRow="1" w:lastColumn="0" w:lastRow="0" w:noHBand="0" w:noVBand="1" w:val="04A0"/>
-      </w:tblPr>
-      <w:tblGrid>
-        <w:gridCol w:w="2232"/>
-        <w:gridCol w:w="7128"/>
-      </w:tblGrid>
-      <w:tr>
-        <w:tc>
-          <w:tcPr>
-            <w:tcW w:type="dxa" w:w="5184"/>
-            <w:vAlign w:val="center"/>
-            <w:shd w:fill="E8EEF5"/>
-          </w:tcPr>
-          <w:p>
-            <w:r/>
-            <w:r>
-              <w:rPr>
-                <w:rFonts w:ascii="Calibri" w:hAnsi="Calibri"/>
-                <w:b/>
-                <w:sz w:val="18"/>
-              </w:rPr>
-              <w:t>Item</w:t>
-            </w:r>
-          </w:p>
-        </w:tc>
-        <w:tc>
-          <w:tcPr>
-            <w:tcW w:type="dxa" w:w="5184"/>
-            <w:vAlign w:val="center"/>
-            <w:shd w:fill="E8EEF5"/>
-          </w:tcPr>
-          <w:p>
-            <w:r/>
-            <w:r>
-              <w:rPr>
-                <w:rFonts w:ascii="Calibri" w:hAnsi="Calibri"/>
-                <w:b/>
-                <w:sz w:val="18"/>
-              </w:rPr>
-              <w:t>Explanation</w:t>
-            </w:r>
-          </w:p>
-        </w:tc>
-      </w:tr>
-      <w:tr>
-        <w:tc>
-          <w:tcPr>
-            <w:tcW w:type="dxa" w:w="2232"/>
-            <w:vAlign w:val="center"/>
-          </w:tcPr>
-          <w:p>
-            <w:r/>
-            <w:r>
-              <w:rPr>
-                <w:rFonts w:ascii="Calibri" w:hAnsi="Calibri"/>
-                <w:b/>
-                <w:sz w:val="18"/>
-              </w:rPr>
-              <w:t>Source location</w:t>
-            </w:r>
-          </w:p>
-        </w:tc>
-        <w:tc>
-          <w:tcPr>
-            <w:tcW w:type="dxa" w:w="7128"/>
-            <w:vAlign w:val="center"/>
-          </w:tcPr>
-          <w:p>
-            <w:r/>
-            <w:r>
-              <w:rPr>
-                <w:rFonts w:ascii="Calibri" w:hAnsi="Calibri"/>
-                <w:b w:val="0"/>
-                <w:sz w:val="18"/>
-              </w:rPr>
-              <w:t>Lines 30-40 (11 source lines).</w:t>
-            </w:r>
-          </w:p>
-        </w:tc>
-      </w:tr>
-      <w:tr>
-        <w:tc>
-          <w:tcPr>
-            <w:tcW w:type="dxa" w:w="2232"/>
-            <w:vAlign w:val="center"/>
-          </w:tcPr>
-          <w:p>
-            <w:r/>
-            <w:r>
-              <w:rPr>
-                <w:rFonts w:ascii="Calibri" w:hAnsi="Calibri"/>
-                <w:b/>
-                <w:sz w:val="18"/>
-              </w:rPr>
-              <w:t>Purpose</w:t>
-            </w:r>
-          </w:p>
-        </w:tc>
-        <w:tc>
-          <w:tcPr>
-            <w:tcW w:type="dxa" w:w="7128"/>
-            <w:vAlign w:val="center"/>
-          </w:tcPr>
-          <w:p>
-            <w:r/>
-            <w:r>
-              <w:rPr>
-                <w:rFonts w:ascii="Calibri" w:hAnsi="Calibri"/>
-                <w:b w:val="0"/>
-                <w:sz w:val="18"/>
-              </w:rPr>
-              <w:t>Named function in the repository. Inspect the surrounding lines to learn its exact inputs and outputs.</w:t>
-            </w:r>
-          </w:p>
-        </w:tc>
-      </w:tr>
-      <w:tr>
-        <w:tc>
-          <w:tcPr>
-            <w:tcW w:type="dxa" w:w="2232"/>
-            <w:vAlign w:val="center"/>
-          </w:tcPr>
-          <w:p>
-            <w:r/>
-            <w:r>
-              <w:rPr>
-                <w:rFonts w:ascii="Calibri" w:hAnsi="Calibri"/>
-                <w:b/>
-                <w:sz w:val="18"/>
-              </w:rPr>
-              <w:t>Declaration</w:t>
-            </w:r>
-          </w:p>
-        </w:tc>
-        <w:tc>
-          <w:tcPr>
-            <w:tcW w:type="dxa" w:w="7128"/>
-            <w:vAlign w:val="center"/>
-          </w:tcPr>
-          <w:p>
-            <w:r/>
-            <w:r>
-              <w:rPr>
-                <w:rFonts w:ascii="Calibri" w:hAnsi="Calibri"/>
-                <w:b w:val="0"/>
-                <w:sz w:val="18"/>
-              </w:rPr>
-              <w:t>function corsHeaders(request, env) {</w:t>
-            </w:r>
-          </w:p>
-        </w:tc>
-      </w:tr>
-      <w:tr>
-        <w:tc>
-          <w:tcPr>
-            <w:tcW w:type="dxa" w:w="2232"/>
-            <w:vAlign w:val="center"/>
-          </w:tcPr>
-          <w:p>
-            <w:r/>
-            <w:r>
-              <w:rPr>
-                <w:rFonts w:ascii="Calibri" w:hAnsi="Calibri"/>
-                <w:b/>
-                <w:sz w:val="18"/>
-              </w:rPr>
-              <w:t>Touches</w:t>
-            </w:r>
-          </w:p>
-        </w:tc>
-        <w:tc>
-          <w:tcPr>
-            <w:tcW w:type="dxa" w:w="7128"/>
-            <w:vAlign w:val="center"/>
-          </w:tcPr>
-          <w:p>
-            <w:r/>
-            <w:r>
-              <w:rPr>
-                <w:rFonts w:ascii="Calibri" w:hAnsi="Calibri"/>
-                <w:b w:val="0"/>
-                <w:sz w:val="18"/>
-              </w:rPr>
-              <w:t>Mostly local calculations or local UI state.</w:t>
-            </w:r>
-          </w:p>
-        </w:tc>
-      </w:tr>
-      <w:tr>
-        <w:tc>
-          <w:tcPr>
-            <w:tcW w:type="dxa" w:w="2232"/>
-            <w:vAlign w:val="center"/>
-          </w:tcPr>
-          <w:p>
-            <w:r/>
-            <w:r>
-              <w:rPr>
-                <w:rFonts w:ascii="Calibri" w:hAnsi="Calibri"/>
-                <w:b/>
-                <w:sz w:val="18"/>
-              </w:rPr>
-              <w:t>Calls detected</w:t>
-            </w:r>
-          </w:p>
-        </w:tc>
-        <w:tc>
-          <w:tcPr>
-            <w:tcW w:type="dxa" w:w="7128"/>
-            <w:vAlign w:val="center"/>
-          </w:tcPr>
-          <w:p>
-            <w:r/>
-            <w:r>
-              <w:rPr>
-                <w:rFonts w:ascii="Calibri" w:hAnsi="Calibri"/>
-                <w:b w:val="0"/>
-                <w:sz w:val="18"/>
-              </w:rPr>
-              <w:t>get, allowedOrigins, includes</w:t>
-            </w:r>
-          </w:p>
-        </w:tc>
-      </w:tr>
-      <w:tr>
-        <w:tc>
-          <w:tcPr>
-            <w:tcW w:type="dxa" w:w="2232"/>
-            <w:vAlign w:val="center"/>
-          </w:tcPr>
-          <w:p>
-            <w:r/>
-            <w:r>
-              <w:rPr>
-                <w:rFonts w:ascii="Calibri" w:hAnsi="Calibri"/>
-                <w:b/>
-                <w:sz w:val="18"/>
-              </w:rPr>
-              <w:t>API endpoints</w:t>
-            </w:r>
-          </w:p>
-        </w:tc>
-        <w:tc>
-          <w:tcPr>
-            <w:tcW w:type="dxa" w:w="7128"/>
-            <w:vAlign w:val="center"/>
-          </w:tcPr>
-          <w:p>
-            <w:r/>
-            <w:r>
-              <w:rPr>
-                <w:rFonts w:ascii="Calibri" w:hAnsi="Calibri"/>
-                <w:b w:val="0"/>
-                <w:sz w:val="18"/>
-              </w:rPr>
-              <w:t>None detected inside this function body.</w:t>
-            </w:r>
-          </w:p>
-        </w:tc>
-      </w:tr>
-      <w:tr>
-        <w:tc>
-          <w:tcPr>
-            <w:tcW w:type="dxa" w:w="2232"/>
-            <w:vAlign w:val="center"/>
-          </w:tcPr>
-          <w:p>
-            <w:r/>
-            <w:r>
-              <w:rPr>
-                <w:rFonts w:ascii="Calibri" w:hAnsi="Calibri"/>
-                <w:b/>
-                <w:sz w:val="18"/>
-              </w:rPr>
-              <w:t>Storage keys</w:t>
-            </w:r>
-          </w:p>
-        </w:tc>
-        <w:tc>
-          <w:tcPr>
-            <w:tcW w:type="dxa" w:w="7128"/>
-            <w:vAlign w:val="center"/>
-          </w:tcPr>
-          <w:p>
-            <w:r/>
-            <w:r>
-              <w:rPr>
-                <w:rFonts w:ascii="Calibri" w:hAnsi="Calibri"/>
-                <w:b w:val="0"/>
-                <w:sz w:val="18"/>
-              </w:rPr>
-              <w:t>No local/session storage keys detected.</w:t>
-            </w:r>
-          </w:p>
-        </w:tc>
-      </w:tr>
-      <w:tr>
-        <w:tc>
-          <w:tcPr>
-            <w:tcW w:type="dxa" w:w="2232"/>
-            <w:vAlign w:val="center"/>
-          </w:tcPr>
-          <w:p>
-            <w:r/>
-            <w:r>
-              <w:rPr>
-                <w:rFonts w:ascii="Calibri" w:hAnsi="Calibri"/>
-                <w:b/>
-                <w:sz w:val="18"/>
-              </w:rPr>
-              <w:t>Async/return clues</w:t>
-            </w:r>
-          </w:p>
-        </w:tc>
-        <w:tc>
-          <w:tcPr>
-            <w:tcW w:type="dxa" w:w="7128"/>
-            <w:vAlign w:val="center"/>
-          </w:tcPr>
-          <w:p>
-            <w:r/>
-            <w:r>
-              <w:rPr>
-                <w:rFonts w:ascii="Calibri" w:hAnsi="Calibri"/>
-                <w:b w:val="0"/>
-                <w:sz w:val="18"/>
-              </w:rPr>
-              <w:t>0 await expression(s), 1 return statement(s).</w:t>
-            </w:r>
-          </w:p>
-        </w:tc>
-      </w:tr>
-      <w:tr>
-        <w:tc>
-          <w:tcPr>
-            <w:tcW w:type="dxa" w:w="2232"/>
-            <w:vAlign w:val="center"/>
-          </w:tcPr>
-          <w:p>
-            <w:r/>
-            <w:r>
-              <w:rPr>
-                <w:rFonts w:ascii="Calibri" w:hAnsi="Calibri"/>
-                <w:b/>
-                <w:sz w:val="18"/>
-              </w:rPr>
-              <w:t>Debug approach</w:t>
-            </w:r>
-          </w:p>
-        </w:tc>
-        <w:tc>
-          <w:tcPr>
-            <w:tcW w:type="dxa" w:w="7128"/>
-            <w:vAlign w:val="center"/>
-          </w:tcPr>
-          <w:p>
-            <w:r/>
-            <w:r>
-              <w:rPr>
-                <w:rFonts w:ascii="Calibri" w:hAnsi="Calibri"/>
-                <w:b w:val="0"/>
-                <w:sz w:val="18"/>
-              </w:rPr>
-              <w:t>Trigger the user action that reaches this function, inspect inputs/state before the function, then inspect the returned value, DOM update, file write, process output, or API response after it runs.</w:t>
-            </w:r>
-          </w:p>
-        </w:tc>
-      </w:tr>
-    </w:tbl>
     <w:p>
       <w:r>
-        <w:t>Source excerpt:</w:t>
+        <w:t>corsHeaders named function in the repository. inspect the surrounding lines to learn its exact inputs and outputs. In this file, it appears around lines 30-40 and is part of the cloudflare worker/deployment area. used for public ai backend and cloudflare deployment notes.</w:t>
+      </w:r>
+    </w:p>
+    <w:p>
+      <w:r>
+        <w:t>This function is needed so cloudflare/portfolio-ai-worker.js can keep that responsibility in one named place instead of scattering it through unrelated event handlers or route code.</w:t>
+      </w:r>
+    </w:p>
+    <w:p>
+      <w:r>
+        <w:t>It calls or references get, allowedOrigins, and includes. Endpoint references found inside it are no direct /api endpoint strings detected. Browser storage keys found inside it are no local/session storage keys detected.</w:t>
+      </w:r>
+    </w:p>
+    <w:p>
+      <w:r>
+        <w:t>It has 1 return statement(s). The most important visible returns are: line 33: return {.</w:t>
+      </w:r>
+    </w:p>
+    <w:p>
+      <w:r>
+        <w:t>Important local values include origin at line 31; allowOrigin at line 32. These variables show what the function is assembling, checking, or handing to another layer.</w:t>
+      </w:r>
+    </w:p>
+    <w:p>
+      <w:r>
+        <w:t>Relevant source excerpt:</w:t>
       </w:r>
     </w:p>
     <w:p>
@@ -4631,386 +3584,37 @@
         <w:pStyle w:val="Heading3"/>
       </w:pPr>
       <w:r>
-        <w:t>clamp - lines 42-44</w:t>
+        <w:t>clamp (cloudflare/portfolio-ai-worker.js, lines 42-44)</w:t>
       </w:r>
     </w:p>
-    <w:tbl>
-      <w:tblPr>
-        <w:tblW w:type="auto" w:w="0"/>
-        <w:jc w:val="center"/>
-        <w:tblLayout w:type="fixed"/>
-        <w:tblLook w:firstColumn="1" w:firstRow="1" w:lastColumn="0" w:lastRow="0" w:noHBand="0" w:noVBand="1" w:val="04A0"/>
-      </w:tblPr>
-      <w:tblGrid>
-        <w:gridCol w:w="2232"/>
-        <w:gridCol w:w="7128"/>
-      </w:tblGrid>
-      <w:tr>
-        <w:tc>
-          <w:tcPr>
-            <w:tcW w:type="dxa" w:w="5184"/>
-            <w:vAlign w:val="center"/>
-            <w:shd w:fill="E8EEF5"/>
-          </w:tcPr>
-          <w:p>
-            <w:r/>
-            <w:r>
-              <w:rPr>
-                <w:rFonts w:ascii="Calibri" w:hAnsi="Calibri"/>
-                <w:b/>
-                <w:sz w:val="18"/>
-              </w:rPr>
-              <w:t>Item</w:t>
-            </w:r>
-          </w:p>
-        </w:tc>
-        <w:tc>
-          <w:tcPr>
-            <w:tcW w:type="dxa" w:w="5184"/>
-            <w:vAlign w:val="center"/>
-            <w:shd w:fill="E8EEF5"/>
-          </w:tcPr>
-          <w:p>
-            <w:r/>
-            <w:r>
-              <w:rPr>
-                <w:rFonts w:ascii="Calibri" w:hAnsi="Calibri"/>
-                <w:b/>
-                <w:sz w:val="18"/>
-              </w:rPr>
-              <w:t>Explanation</w:t>
-            </w:r>
-          </w:p>
-        </w:tc>
-      </w:tr>
-      <w:tr>
-        <w:tc>
-          <w:tcPr>
-            <w:tcW w:type="dxa" w:w="2232"/>
-            <w:vAlign w:val="center"/>
-          </w:tcPr>
-          <w:p>
-            <w:r/>
-            <w:r>
-              <w:rPr>
-                <w:rFonts w:ascii="Calibri" w:hAnsi="Calibri"/>
-                <w:b/>
-                <w:sz w:val="18"/>
-              </w:rPr>
-              <w:t>Source location</w:t>
-            </w:r>
-          </w:p>
-        </w:tc>
-        <w:tc>
-          <w:tcPr>
-            <w:tcW w:type="dxa" w:w="7128"/>
-            <w:vAlign w:val="center"/>
-          </w:tcPr>
-          <w:p>
-            <w:r/>
-            <w:r>
-              <w:rPr>
-                <w:rFonts w:ascii="Calibri" w:hAnsi="Calibri"/>
-                <w:b w:val="0"/>
-                <w:sz w:val="18"/>
-              </w:rPr>
-              <w:t>Lines 42-44 (3 source lines).</w:t>
-            </w:r>
-          </w:p>
-        </w:tc>
-      </w:tr>
-      <w:tr>
-        <w:tc>
-          <w:tcPr>
-            <w:tcW w:type="dxa" w:w="2232"/>
-            <w:vAlign w:val="center"/>
-          </w:tcPr>
-          <w:p>
-            <w:r/>
-            <w:r>
-              <w:rPr>
-                <w:rFonts w:ascii="Calibri" w:hAnsi="Calibri"/>
-                <w:b/>
-                <w:sz w:val="18"/>
-              </w:rPr>
-              <w:t>Purpose</w:t>
-            </w:r>
-          </w:p>
-        </w:tc>
-        <w:tc>
-          <w:tcPr>
-            <w:tcW w:type="dxa" w:w="7128"/>
-            <w:vAlign w:val="center"/>
-          </w:tcPr>
-          <w:p>
-            <w:r/>
-            <w:r>
-              <w:rPr>
-                <w:rFonts w:ascii="Calibri" w:hAnsi="Calibri"/>
-                <w:b w:val="0"/>
-                <w:sz w:val="18"/>
-              </w:rPr>
-              <w:t>Named function in the repository. Inspect the surrounding lines to learn its exact inputs and outputs.</w:t>
-            </w:r>
-          </w:p>
-        </w:tc>
-      </w:tr>
-      <w:tr>
-        <w:tc>
-          <w:tcPr>
-            <w:tcW w:type="dxa" w:w="2232"/>
-            <w:vAlign w:val="center"/>
-          </w:tcPr>
-          <w:p>
-            <w:r/>
-            <w:r>
-              <w:rPr>
-                <w:rFonts w:ascii="Calibri" w:hAnsi="Calibri"/>
-                <w:b/>
-                <w:sz w:val="18"/>
-              </w:rPr>
-              <w:t>Declaration</w:t>
-            </w:r>
-          </w:p>
-        </w:tc>
-        <w:tc>
-          <w:tcPr>
-            <w:tcW w:type="dxa" w:w="7128"/>
-            <w:vAlign w:val="center"/>
-          </w:tcPr>
-          <w:p>
-            <w:r/>
-            <w:r>
-              <w:rPr>
-                <w:rFonts w:ascii="Calibri" w:hAnsi="Calibri"/>
-                <w:b w:val="0"/>
-                <w:sz w:val="18"/>
-              </w:rPr>
-              <w:t>function clamp(value, maxLength) {</w:t>
-            </w:r>
-          </w:p>
-        </w:tc>
-      </w:tr>
-      <w:tr>
-        <w:tc>
-          <w:tcPr>
-            <w:tcW w:type="dxa" w:w="2232"/>
-            <w:vAlign w:val="center"/>
-          </w:tcPr>
-          <w:p>
-            <w:r/>
-            <w:r>
-              <w:rPr>
-                <w:rFonts w:ascii="Calibri" w:hAnsi="Calibri"/>
-                <w:b/>
-                <w:sz w:val="18"/>
-              </w:rPr>
-              <w:t>Touches</w:t>
-            </w:r>
-          </w:p>
-        </w:tc>
-        <w:tc>
-          <w:tcPr>
-            <w:tcW w:type="dxa" w:w="7128"/>
-            <w:vAlign w:val="center"/>
-          </w:tcPr>
-          <w:p>
-            <w:r/>
-            <w:r>
-              <w:rPr>
-                <w:rFonts w:ascii="Calibri" w:hAnsi="Calibri"/>
-                <w:b w:val="0"/>
-                <w:sz w:val="18"/>
-              </w:rPr>
-              <w:t>Mostly local calculations or local UI state.</w:t>
-            </w:r>
-          </w:p>
-        </w:tc>
-      </w:tr>
-      <w:tr>
-        <w:tc>
-          <w:tcPr>
-            <w:tcW w:type="dxa" w:w="2232"/>
-            <w:vAlign w:val="center"/>
-          </w:tcPr>
-          <w:p>
-            <w:r/>
-            <w:r>
-              <w:rPr>
-                <w:rFonts w:ascii="Calibri" w:hAnsi="Calibri"/>
-                <w:b/>
-                <w:sz w:val="18"/>
-              </w:rPr>
-              <w:t>Calls detected</w:t>
-            </w:r>
-          </w:p>
-        </w:tc>
-        <w:tc>
-          <w:tcPr>
-            <w:tcW w:type="dxa" w:w="7128"/>
-            <w:vAlign w:val="center"/>
-          </w:tcPr>
-          <w:p>
-            <w:r/>
-            <w:r>
-              <w:rPr>
-                <w:rFonts w:ascii="Calibri" w:hAnsi="Calibri"/>
-                <w:b w:val="0"/>
-                <w:sz w:val="18"/>
-              </w:rPr>
-              <w:t>slice</w:t>
-            </w:r>
-          </w:p>
-        </w:tc>
-      </w:tr>
-      <w:tr>
-        <w:tc>
-          <w:tcPr>
-            <w:tcW w:type="dxa" w:w="2232"/>
-            <w:vAlign w:val="center"/>
-          </w:tcPr>
-          <w:p>
-            <w:r/>
-            <w:r>
-              <w:rPr>
-                <w:rFonts w:ascii="Calibri" w:hAnsi="Calibri"/>
-                <w:b/>
-                <w:sz w:val="18"/>
-              </w:rPr>
-              <w:t>API endpoints</w:t>
-            </w:r>
-          </w:p>
-        </w:tc>
-        <w:tc>
-          <w:tcPr>
-            <w:tcW w:type="dxa" w:w="7128"/>
-            <w:vAlign w:val="center"/>
-          </w:tcPr>
-          <w:p>
-            <w:r/>
-            <w:r>
-              <w:rPr>
-                <w:rFonts w:ascii="Calibri" w:hAnsi="Calibri"/>
-                <w:b w:val="0"/>
-                <w:sz w:val="18"/>
-              </w:rPr>
-              <w:t>None detected inside this function body.</w:t>
-            </w:r>
-          </w:p>
-        </w:tc>
-      </w:tr>
-      <w:tr>
-        <w:tc>
-          <w:tcPr>
-            <w:tcW w:type="dxa" w:w="2232"/>
-            <w:vAlign w:val="center"/>
-          </w:tcPr>
-          <w:p>
-            <w:r/>
-            <w:r>
-              <w:rPr>
-                <w:rFonts w:ascii="Calibri" w:hAnsi="Calibri"/>
-                <w:b/>
-                <w:sz w:val="18"/>
-              </w:rPr>
-              <w:t>Storage keys</w:t>
-            </w:r>
-          </w:p>
-        </w:tc>
-        <w:tc>
-          <w:tcPr>
-            <w:tcW w:type="dxa" w:w="7128"/>
-            <w:vAlign w:val="center"/>
-          </w:tcPr>
-          <w:p>
-            <w:r/>
-            <w:r>
-              <w:rPr>
-                <w:rFonts w:ascii="Calibri" w:hAnsi="Calibri"/>
-                <w:b w:val="0"/>
-                <w:sz w:val="18"/>
-              </w:rPr>
-              <w:t>No local/session storage keys detected.</w:t>
-            </w:r>
-          </w:p>
-        </w:tc>
-      </w:tr>
-      <w:tr>
-        <w:tc>
-          <w:tcPr>
-            <w:tcW w:type="dxa" w:w="2232"/>
-            <w:vAlign w:val="center"/>
-          </w:tcPr>
-          <w:p>
-            <w:r/>
-            <w:r>
-              <w:rPr>
-                <w:rFonts w:ascii="Calibri" w:hAnsi="Calibri"/>
-                <w:b/>
-                <w:sz w:val="18"/>
-              </w:rPr>
-              <w:t>Async/return clues</w:t>
-            </w:r>
-          </w:p>
-        </w:tc>
-        <w:tc>
-          <w:tcPr>
-            <w:tcW w:type="dxa" w:w="7128"/>
-            <w:vAlign w:val="center"/>
-          </w:tcPr>
-          <w:p>
-            <w:r/>
-            <w:r>
-              <w:rPr>
-                <w:rFonts w:ascii="Calibri" w:hAnsi="Calibri"/>
-                <w:b w:val="0"/>
-                <w:sz w:val="18"/>
-              </w:rPr>
-              <w:t>0 await expression(s), 1 return statement(s).</w:t>
-            </w:r>
-          </w:p>
-        </w:tc>
-      </w:tr>
-      <w:tr>
-        <w:tc>
-          <w:tcPr>
-            <w:tcW w:type="dxa" w:w="2232"/>
-            <w:vAlign w:val="center"/>
-          </w:tcPr>
-          <w:p>
-            <w:r/>
-            <w:r>
-              <w:rPr>
-                <w:rFonts w:ascii="Calibri" w:hAnsi="Calibri"/>
-                <w:b/>
-                <w:sz w:val="18"/>
-              </w:rPr>
-              <w:t>Debug approach</w:t>
-            </w:r>
-          </w:p>
-        </w:tc>
-        <w:tc>
-          <w:tcPr>
-            <w:tcW w:type="dxa" w:w="7128"/>
-            <w:vAlign w:val="center"/>
-          </w:tcPr>
-          <w:p>
-            <w:r/>
-            <w:r>
-              <w:rPr>
-                <w:rFonts w:ascii="Calibri" w:hAnsi="Calibri"/>
-                <w:b w:val="0"/>
-                <w:sz w:val="18"/>
-              </w:rPr>
-              <w:t>Trigger the user action that reaches this function, inspect inputs/state before the function, then inspect the returned value, DOM update, file write, process output, or API response after it runs.</w:t>
-            </w:r>
-          </w:p>
-        </w:tc>
-      </w:tr>
-    </w:tbl>
     <w:p>
       <w:r>
-        <w:t>Source excerpt:</w:t>
+        <w:t>clamp named function in the repository. inspect the surrounding lines to learn its exact inputs and outputs. In this file, it appears around lines 42-44 and is part of the cloudflare worker/deployment area. used for public ai backend and cloudflare deployment notes.</w:t>
+      </w:r>
+    </w:p>
+    <w:p>
+      <w:r>
+        <w:t>This function is needed so cloudflare/portfolio-ai-worker.js can keep that responsibility in one named place instead of scattering it through unrelated event handlers or route code.</w:t>
+      </w:r>
+    </w:p>
+    <w:p>
+      <w:r>
+        <w:t>It calls or references slice. Endpoint references found inside it are no direct /api endpoint strings detected. Browser storage keys found inside it are no local/session storage keys detected.</w:t>
+      </w:r>
+    </w:p>
+    <w:p>
+      <w:r>
+        <w:t>It has 1 return statement(s). The most important visible returns are: line 43: return String(value || "").slice(0, maxLength);.</w:t>
+      </w:r>
+    </w:p>
+    <w:p>
+      <w:r>
+        <w:t>No major local variable declarations were detected in the extracted function body.</w:t>
+      </w:r>
+    </w:p>
+    <w:p>
+      <w:r>
+        <w:t>Relevant source excerpt:</w:t>
       </w:r>
     </w:p>
     <w:p>
@@ -5033,386 +3637,37 @@
         <w:pStyle w:val="Heading3"/>
       </w:pPr>
       <w:r>
-        <w:t>cleanConversation - lines 46-52</w:t>
+        <w:t>cleanConversation (cloudflare/portfolio-ai-worker.js, lines 46-52)</w:t>
       </w:r>
     </w:p>
-    <w:tbl>
-      <w:tblPr>
-        <w:tblW w:type="auto" w:w="0"/>
-        <w:jc w:val="center"/>
-        <w:tblLayout w:type="fixed"/>
-        <w:tblLook w:firstColumn="1" w:firstRow="1" w:lastColumn="0" w:lastRow="0" w:noHBand="0" w:noVBand="1" w:val="04A0"/>
-      </w:tblPr>
-      <w:tblGrid>
-        <w:gridCol w:w="2232"/>
-        <w:gridCol w:w="7128"/>
-      </w:tblGrid>
-      <w:tr>
-        <w:tc>
-          <w:tcPr>
-            <w:tcW w:type="dxa" w:w="5184"/>
-            <w:vAlign w:val="center"/>
-            <w:shd w:fill="E8EEF5"/>
-          </w:tcPr>
-          <w:p>
-            <w:r/>
-            <w:r>
-              <w:rPr>
-                <w:rFonts w:ascii="Calibri" w:hAnsi="Calibri"/>
-                <w:b/>
-                <w:sz w:val="18"/>
-              </w:rPr>
-              <w:t>Item</w:t>
-            </w:r>
-          </w:p>
-        </w:tc>
-        <w:tc>
-          <w:tcPr>
-            <w:tcW w:type="dxa" w:w="5184"/>
-            <w:vAlign w:val="center"/>
-            <w:shd w:fill="E8EEF5"/>
-          </w:tcPr>
-          <w:p>
-            <w:r/>
-            <w:r>
-              <w:rPr>
-                <w:rFonts w:ascii="Calibri" w:hAnsi="Calibri"/>
-                <w:b/>
-                <w:sz w:val="18"/>
-              </w:rPr>
-              <w:t>Explanation</w:t>
-            </w:r>
-          </w:p>
-        </w:tc>
-      </w:tr>
-      <w:tr>
-        <w:tc>
-          <w:tcPr>
-            <w:tcW w:type="dxa" w:w="2232"/>
-            <w:vAlign w:val="center"/>
-          </w:tcPr>
-          <w:p>
-            <w:r/>
-            <w:r>
-              <w:rPr>
-                <w:rFonts w:ascii="Calibri" w:hAnsi="Calibri"/>
-                <w:b/>
-                <w:sz w:val="18"/>
-              </w:rPr>
-              <w:t>Source location</w:t>
-            </w:r>
-          </w:p>
-        </w:tc>
-        <w:tc>
-          <w:tcPr>
-            <w:tcW w:type="dxa" w:w="7128"/>
-            <w:vAlign w:val="center"/>
-          </w:tcPr>
-          <w:p>
-            <w:r/>
-            <w:r>
-              <w:rPr>
-                <w:rFonts w:ascii="Calibri" w:hAnsi="Calibri"/>
-                <w:b w:val="0"/>
-                <w:sz w:val="18"/>
-              </w:rPr>
-              <w:t>Lines 46-52 (7 source lines).</w:t>
-            </w:r>
-          </w:p>
-        </w:tc>
-      </w:tr>
-      <w:tr>
-        <w:tc>
-          <w:tcPr>
-            <w:tcW w:type="dxa" w:w="2232"/>
-            <w:vAlign w:val="center"/>
-          </w:tcPr>
-          <w:p>
-            <w:r/>
-            <w:r>
-              <w:rPr>
-                <w:rFonts w:ascii="Calibri" w:hAnsi="Calibri"/>
-                <w:b/>
-                <w:sz w:val="18"/>
-              </w:rPr>
-              <w:t>Purpose</w:t>
-            </w:r>
-          </w:p>
-        </w:tc>
-        <w:tc>
-          <w:tcPr>
-            <w:tcW w:type="dxa" w:w="7128"/>
-            <w:vAlign w:val="center"/>
-          </w:tcPr>
-          <w:p>
-            <w:r/>
-            <w:r>
-              <w:rPr>
-                <w:rFonts w:ascii="Calibri" w:hAnsi="Calibri"/>
-                <w:b w:val="0"/>
-                <w:sz w:val="18"/>
-              </w:rPr>
-              <w:t>Named function in the repository. Inspect the surrounding lines to learn its exact inputs and outputs.</w:t>
-            </w:r>
-          </w:p>
-        </w:tc>
-      </w:tr>
-      <w:tr>
-        <w:tc>
-          <w:tcPr>
-            <w:tcW w:type="dxa" w:w="2232"/>
-            <w:vAlign w:val="center"/>
-          </w:tcPr>
-          <w:p>
-            <w:r/>
-            <w:r>
-              <w:rPr>
-                <w:rFonts w:ascii="Calibri" w:hAnsi="Calibri"/>
-                <w:b/>
-                <w:sz w:val="18"/>
-              </w:rPr>
-              <w:t>Declaration</w:t>
-            </w:r>
-          </w:p>
-        </w:tc>
-        <w:tc>
-          <w:tcPr>
-            <w:tcW w:type="dxa" w:w="7128"/>
-            <w:vAlign w:val="center"/>
-          </w:tcPr>
-          <w:p>
-            <w:r/>
-            <w:r>
-              <w:rPr>
-                <w:rFonts w:ascii="Calibri" w:hAnsi="Calibri"/>
-                <w:b w:val="0"/>
-                <w:sz w:val="18"/>
-              </w:rPr>
-              <w:t>function cleanConversation(conversation = []) {</w:t>
-            </w:r>
-          </w:p>
-        </w:tc>
-      </w:tr>
-      <w:tr>
-        <w:tc>
-          <w:tcPr>
-            <w:tcW w:type="dxa" w:w="2232"/>
-            <w:vAlign w:val="center"/>
-          </w:tcPr>
-          <w:p>
-            <w:r/>
-            <w:r>
-              <w:rPr>
-                <w:rFonts w:ascii="Calibri" w:hAnsi="Calibri"/>
-                <w:b/>
-                <w:sz w:val="18"/>
-              </w:rPr>
-              <w:t>Touches</w:t>
-            </w:r>
-          </w:p>
-        </w:tc>
-        <w:tc>
-          <w:tcPr>
-            <w:tcW w:type="dxa" w:w="7128"/>
-            <w:vAlign w:val="center"/>
-          </w:tcPr>
-          <w:p>
-            <w:r/>
-            <w:r>
-              <w:rPr>
-                <w:rFonts w:ascii="Calibri" w:hAnsi="Calibri"/>
-                <w:b w:val="0"/>
-                <w:sz w:val="18"/>
-              </w:rPr>
-              <w:t>Mostly local calculations or local UI state.</w:t>
-            </w:r>
-          </w:p>
-        </w:tc>
-      </w:tr>
-      <w:tr>
-        <w:tc>
-          <w:tcPr>
-            <w:tcW w:type="dxa" w:w="2232"/>
-            <w:vAlign w:val="center"/>
-          </w:tcPr>
-          <w:p>
-            <w:r/>
-            <w:r>
-              <w:rPr>
-                <w:rFonts w:ascii="Calibri" w:hAnsi="Calibri"/>
-                <w:b/>
-                <w:sz w:val="18"/>
-              </w:rPr>
-              <w:t>Calls detected</w:t>
-            </w:r>
-          </w:p>
-        </w:tc>
-        <w:tc>
-          <w:tcPr>
-            <w:tcW w:type="dxa" w:w="7128"/>
-            <w:vAlign w:val="center"/>
-          </w:tcPr>
-          <w:p>
-            <w:r/>
-            <w:r>
-              <w:rPr>
-                <w:rFonts w:ascii="Calibri" w:hAnsi="Calibri"/>
-                <w:b w:val="0"/>
-                <w:sz w:val="18"/>
-              </w:rPr>
-              <w:t>isArray, slice, map, clamp, filter</w:t>
-            </w:r>
-          </w:p>
-        </w:tc>
-      </w:tr>
-      <w:tr>
-        <w:tc>
-          <w:tcPr>
-            <w:tcW w:type="dxa" w:w="2232"/>
-            <w:vAlign w:val="center"/>
-          </w:tcPr>
-          <w:p>
-            <w:r/>
-            <w:r>
-              <w:rPr>
-                <w:rFonts w:ascii="Calibri" w:hAnsi="Calibri"/>
-                <w:b/>
-                <w:sz w:val="18"/>
-              </w:rPr>
-              <w:t>API endpoints</w:t>
-            </w:r>
-          </w:p>
-        </w:tc>
-        <w:tc>
-          <w:tcPr>
-            <w:tcW w:type="dxa" w:w="7128"/>
-            <w:vAlign w:val="center"/>
-          </w:tcPr>
-          <w:p>
-            <w:r/>
-            <w:r>
-              <w:rPr>
-                <w:rFonts w:ascii="Calibri" w:hAnsi="Calibri"/>
-                <w:b w:val="0"/>
-                <w:sz w:val="18"/>
-              </w:rPr>
-              <w:t>None detected inside this function body.</w:t>
-            </w:r>
-          </w:p>
-        </w:tc>
-      </w:tr>
-      <w:tr>
-        <w:tc>
-          <w:tcPr>
-            <w:tcW w:type="dxa" w:w="2232"/>
-            <w:vAlign w:val="center"/>
-          </w:tcPr>
-          <w:p>
-            <w:r/>
-            <w:r>
-              <w:rPr>
-                <w:rFonts w:ascii="Calibri" w:hAnsi="Calibri"/>
-                <w:b/>
-                <w:sz w:val="18"/>
-              </w:rPr>
-              <w:t>Storage keys</w:t>
-            </w:r>
-          </w:p>
-        </w:tc>
-        <w:tc>
-          <w:tcPr>
-            <w:tcW w:type="dxa" w:w="7128"/>
-            <w:vAlign w:val="center"/>
-          </w:tcPr>
-          <w:p>
-            <w:r/>
-            <w:r>
-              <w:rPr>
-                <w:rFonts w:ascii="Calibri" w:hAnsi="Calibri"/>
-                <w:b w:val="0"/>
-                <w:sz w:val="18"/>
-              </w:rPr>
-              <w:t>No local/session storage keys detected.</w:t>
-            </w:r>
-          </w:p>
-        </w:tc>
-      </w:tr>
-      <w:tr>
-        <w:tc>
-          <w:tcPr>
-            <w:tcW w:type="dxa" w:w="2232"/>
-            <w:vAlign w:val="center"/>
-          </w:tcPr>
-          <w:p>
-            <w:r/>
-            <w:r>
-              <w:rPr>
-                <w:rFonts w:ascii="Calibri" w:hAnsi="Calibri"/>
-                <w:b/>
-                <w:sz w:val="18"/>
-              </w:rPr>
-              <w:t>Async/return clues</w:t>
-            </w:r>
-          </w:p>
-        </w:tc>
-        <w:tc>
-          <w:tcPr>
-            <w:tcW w:type="dxa" w:w="7128"/>
-            <w:vAlign w:val="center"/>
-          </w:tcPr>
-          <w:p>
-            <w:r/>
-            <w:r>
-              <w:rPr>
-                <w:rFonts w:ascii="Calibri" w:hAnsi="Calibri"/>
-                <w:b w:val="0"/>
-                <w:sz w:val="18"/>
-              </w:rPr>
-              <w:t>0 await expression(s), 2 return statement(s).</w:t>
-            </w:r>
-          </w:p>
-        </w:tc>
-      </w:tr>
-      <w:tr>
-        <w:tc>
-          <w:tcPr>
-            <w:tcW w:type="dxa" w:w="2232"/>
-            <w:vAlign w:val="center"/>
-          </w:tcPr>
-          <w:p>
-            <w:r/>
-            <w:r>
-              <w:rPr>
-                <w:rFonts w:ascii="Calibri" w:hAnsi="Calibri"/>
-                <w:b/>
-                <w:sz w:val="18"/>
-              </w:rPr>
-              <w:t>Debug approach</w:t>
-            </w:r>
-          </w:p>
-        </w:tc>
-        <w:tc>
-          <w:tcPr>
-            <w:tcW w:type="dxa" w:w="7128"/>
-            <w:vAlign w:val="center"/>
-          </w:tcPr>
-          <w:p>
-            <w:r/>
-            <w:r>
-              <w:rPr>
-                <w:rFonts w:ascii="Calibri" w:hAnsi="Calibri"/>
-                <w:b w:val="0"/>
-                <w:sz w:val="18"/>
-              </w:rPr>
-              <w:t>Trigger the user action that reaches this function, inspect inputs/state before the function, then inspect the returned value, DOM update, file write, process output, or API response after it runs.</w:t>
-            </w:r>
-          </w:p>
-        </w:tc>
-      </w:tr>
-    </w:tbl>
     <w:p>
       <w:r>
-        <w:t>Source excerpt:</w:t>
+        <w:t>cleanConversation named function in the repository. inspect the surrounding lines to learn its exact inputs and outputs. In this file, it appears around lines 46-52 and is part of the cloudflare worker/deployment area. used for public ai backend and cloudflare deployment notes.</w:t>
+      </w:r>
+    </w:p>
+    <w:p>
+      <w:r>
+        <w:t>This function is needed so cloudflare/portfolio-ai-worker.js can keep that responsibility in one named place instead of scattering it through unrelated event handlers or route code.</w:t>
+      </w:r>
+    </w:p>
+    <w:p>
+      <w:r>
+        <w:t>It calls or references isArray, slice, map, clamp, and filter. Endpoint references found inside it are no direct /api endpoint strings detected. Browser storage keys found inside it are no local/session storage keys detected.</w:t>
+      </w:r>
+    </w:p>
+    <w:p>
+      <w:r>
+        <w:t>It has 2 return statement(s). The most important visible returns are: line 47: if (!Array.isArray(conversation)) return [];; line 48: return conversation.slice(-8).map((item) =&gt; ({.</w:t>
+      </w:r>
+    </w:p>
+    <w:p>
+      <w:r>
+        <w:t>No major local variable declarations were detected in the extracted function body.</w:t>
+      </w:r>
+    </w:p>
+    <w:p>
+      <w:r>
+        <w:t>Relevant source excerpt:</w:t>
       </w:r>
     </w:p>
     <w:p>
@@ -5443,386 +3698,37 @@
         <w:pStyle w:val="Heading3"/>
       </w:pPr>
       <w:r>
-        <w:t>extractOpenAiText - lines 54-64</w:t>
+        <w:t>extractOpenAiText (cloudflare/portfolio-ai-worker.js, lines 54-64)</w:t>
       </w:r>
     </w:p>
-    <w:tbl>
-      <w:tblPr>
-        <w:tblW w:type="auto" w:w="0"/>
-        <w:jc w:val="center"/>
-        <w:tblLayout w:type="fixed"/>
-        <w:tblLook w:firstColumn="1" w:firstRow="1" w:lastColumn="0" w:lastRow="0" w:noHBand="0" w:noVBand="1" w:val="04A0"/>
-      </w:tblPr>
-      <w:tblGrid>
-        <w:gridCol w:w="2232"/>
-        <w:gridCol w:w="7128"/>
-      </w:tblGrid>
-      <w:tr>
-        <w:tc>
-          <w:tcPr>
-            <w:tcW w:type="dxa" w:w="5184"/>
-            <w:vAlign w:val="center"/>
-            <w:shd w:fill="E8EEF5"/>
-          </w:tcPr>
-          <w:p>
-            <w:r/>
-            <w:r>
-              <w:rPr>
-                <w:rFonts w:ascii="Calibri" w:hAnsi="Calibri"/>
-                <w:b/>
-                <w:sz w:val="18"/>
-              </w:rPr>
-              <w:t>Item</w:t>
-            </w:r>
-          </w:p>
-        </w:tc>
-        <w:tc>
-          <w:tcPr>
-            <w:tcW w:type="dxa" w:w="5184"/>
-            <w:vAlign w:val="center"/>
-            <w:shd w:fill="E8EEF5"/>
-          </w:tcPr>
-          <w:p>
-            <w:r/>
-            <w:r>
-              <w:rPr>
-                <w:rFonts w:ascii="Calibri" w:hAnsi="Calibri"/>
-                <w:b/>
-                <w:sz w:val="18"/>
-              </w:rPr>
-              <w:t>Explanation</w:t>
-            </w:r>
-          </w:p>
-        </w:tc>
-      </w:tr>
-      <w:tr>
-        <w:tc>
-          <w:tcPr>
-            <w:tcW w:type="dxa" w:w="2232"/>
-            <w:vAlign w:val="center"/>
-          </w:tcPr>
-          <w:p>
-            <w:r/>
-            <w:r>
-              <w:rPr>
-                <w:rFonts w:ascii="Calibri" w:hAnsi="Calibri"/>
-                <w:b/>
-                <w:sz w:val="18"/>
-              </w:rPr>
-              <w:t>Source location</w:t>
-            </w:r>
-          </w:p>
-        </w:tc>
-        <w:tc>
-          <w:tcPr>
-            <w:tcW w:type="dxa" w:w="7128"/>
-            <w:vAlign w:val="center"/>
-          </w:tcPr>
-          <w:p>
-            <w:r/>
-            <w:r>
-              <w:rPr>
-                <w:rFonts w:ascii="Calibri" w:hAnsi="Calibri"/>
-                <w:b w:val="0"/>
-                <w:sz w:val="18"/>
-              </w:rPr>
-              <w:t>Lines 54-64 (11 source lines).</w:t>
-            </w:r>
-          </w:p>
-        </w:tc>
-      </w:tr>
-      <w:tr>
-        <w:tc>
-          <w:tcPr>
-            <w:tcW w:type="dxa" w:w="2232"/>
-            <w:vAlign w:val="center"/>
-          </w:tcPr>
-          <w:p>
-            <w:r/>
-            <w:r>
-              <w:rPr>
-                <w:rFonts w:ascii="Calibri" w:hAnsi="Calibri"/>
-                <w:b/>
-                <w:sz w:val="18"/>
-              </w:rPr>
-              <w:t>Purpose</w:t>
-            </w:r>
-          </w:p>
-        </w:tc>
-        <w:tc>
-          <w:tcPr>
-            <w:tcW w:type="dxa" w:w="7128"/>
-            <w:vAlign w:val="center"/>
-          </w:tcPr>
-          <w:p>
-            <w:r/>
-            <w:r>
-              <w:rPr>
-                <w:rFonts w:ascii="Calibri" w:hAnsi="Calibri"/>
-                <w:b w:val="0"/>
-                <w:sz w:val="18"/>
-              </w:rPr>
-              <w:t>Named function in the repository. Inspect the surrounding lines to learn its exact inputs and outputs.</w:t>
-            </w:r>
-          </w:p>
-        </w:tc>
-      </w:tr>
-      <w:tr>
-        <w:tc>
-          <w:tcPr>
-            <w:tcW w:type="dxa" w:w="2232"/>
-            <w:vAlign w:val="center"/>
-          </w:tcPr>
-          <w:p>
-            <w:r/>
-            <w:r>
-              <w:rPr>
-                <w:rFonts w:ascii="Calibri" w:hAnsi="Calibri"/>
-                <w:b/>
-                <w:sz w:val="18"/>
-              </w:rPr>
-              <w:t>Declaration</w:t>
-            </w:r>
-          </w:p>
-        </w:tc>
-        <w:tc>
-          <w:tcPr>
-            <w:tcW w:type="dxa" w:w="7128"/>
-            <w:vAlign w:val="center"/>
-          </w:tcPr>
-          <w:p>
-            <w:r/>
-            <w:r>
-              <w:rPr>
-                <w:rFonts w:ascii="Calibri" w:hAnsi="Calibri"/>
-                <w:b w:val="0"/>
-                <w:sz w:val="18"/>
-              </w:rPr>
-              <w:t>function extractOpenAiText(data = {}) {</w:t>
-            </w:r>
-          </w:p>
-        </w:tc>
-      </w:tr>
-      <w:tr>
-        <w:tc>
-          <w:tcPr>
-            <w:tcW w:type="dxa" w:w="2232"/>
-            <w:vAlign w:val="center"/>
-          </w:tcPr>
-          <w:p>
-            <w:r/>
-            <w:r>
-              <w:rPr>
-                <w:rFonts w:ascii="Calibri" w:hAnsi="Calibri"/>
-                <w:b/>
-                <w:sz w:val="18"/>
-              </w:rPr>
-              <w:t>Touches</w:t>
-            </w:r>
-          </w:p>
-        </w:tc>
-        <w:tc>
-          <w:tcPr>
-            <w:tcW w:type="dxa" w:w="7128"/>
-            <w:vAlign w:val="center"/>
-          </w:tcPr>
-          <w:p>
-            <w:r/>
-            <w:r>
-              <w:rPr>
-                <w:rFonts w:ascii="Calibri" w:hAnsi="Calibri"/>
-                <w:b w:val="0"/>
-                <w:sz w:val="18"/>
-              </w:rPr>
-              <w:t>Mostly local calculations or local UI state.</w:t>
-            </w:r>
-          </w:p>
-        </w:tc>
-      </w:tr>
-      <w:tr>
-        <w:tc>
-          <w:tcPr>
-            <w:tcW w:type="dxa" w:w="2232"/>
-            <w:vAlign w:val="center"/>
-          </w:tcPr>
-          <w:p>
-            <w:r/>
-            <w:r>
-              <w:rPr>
-                <w:rFonts w:ascii="Calibri" w:hAnsi="Calibri"/>
-                <w:b/>
-                <w:sz w:val="18"/>
-              </w:rPr>
-              <w:t>Calls detected</w:t>
-            </w:r>
-          </w:p>
-        </w:tc>
-        <w:tc>
-          <w:tcPr>
-            <w:tcW w:type="dxa" w:w="7128"/>
-            <w:vAlign w:val="center"/>
-          </w:tcPr>
-          <w:p>
-            <w:r/>
-            <w:r>
-              <w:rPr>
-                <w:rFonts w:ascii="Calibri" w:hAnsi="Calibri"/>
-                <w:b w:val="0"/>
-                <w:sz w:val="18"/>
-              </w:rPr>
-              <w:t>trim, push, join</w:t>
-            </w:r>
-          </w:p>
-        </w:tc>
-      </w:tr>
-      <w:tr>
-        <w:tc>
-          <w:tcPr>
-            <w:tcW w:type="dxa" w:w="2232"/>
-            <w:vAlign w:val="center"/>
-          </w:tcPr>
-          <w:p>
-            <w:r/>
-            <w:r>
-              <w:rPr>
-                <w:rFonts w:ascii="Calibri" w:hAnsi="Calibri"/>
-                <w:b/>
-                <w:sz w:val="18"/>
-              </w:rPr>
-              <w:t>API endpoints</w:t>
-            </w:r>
-          </w:p>
-        </w:tc>
-        <w:tc>
-          <w:tcPr>
-            <w:tcW w:type="dxa" w:w="7128"/>
-            <w:vAlign w:val="center"/>
-          </w:tcPr>
-          <w:p>
-            <w:r/>
-            <w:r>
-              <w:rPr>
-                <w:rFonts w:ascii="Calibri" w:hAnsi="Calibri"/>
-                <w:b w:val="0"/>
-                <w:sz w:val="18"/>
-              </w:rPr>
-              <w:t>None detected inside this function body.</w:t>
-            </w:r>
-          </w:p>
-        </w:tc>
-      </w:tr>
-      <w:tr>
-        <w:tc>
-          <w:tcPr>
-            <w:tcW w:type="dxa" w:w="2232"/>
-            <w:vAlign w:val="center"/>
-          </w:tcPr>
-          <w:p>
-            <w:r/>
-            <w:r>
-              <w:rPr>
-                <w:rFonts w:ascii="Calibri" w:hAnsi="Calibri"/>
-                <w:b/>
-                <w:sz w:val="18"/>
-              </w:rPr>
-              <w:t>Storage keys</w:t>
-            </w:r>
-          </w:p>
-        </w:tc>
-        <w:tc>
-          <w:tcPr>
-            <w:tcW w:type="dxa" w:w="7128"/>
-            <w:vAlign w:val="center"/>
-          </w:tcPr>
-          <w:p>
-            <w:r/>
-            <w:r>
-              <w:rPr>
-                <w:rFonts w:ascii="Calibri" w:hAnsi="Calibri"/>
-                <w:b w:val="0"/>
-                <w:sz w:val="18"/>
-              </w:rPr>
-              <w:t>No local/session storage keys detected.</w:t>
-            </w:r>
-          </w:p>
-        </w:tc>
-      </w:tr>
-      <w:tr>
-        <w:tc>
-          <w:tcPr>
-            <w:tcW w:type="dxa" w:w="2232"/>
-            <w:vAlign w:val="center"/>
-          </w:tcPr>
-          <w:p>
-            <w:r/>
-            <w:r>
-              <w:rPr>
-                <w:rFonts w:ascii="Calibri" w:hAnsi="Calibri"/>
-                <w:b/>
-                <w:sz w:val="18"/>
-              </w:rPr>
-              <w:t>Async/return clues</w:t>
-            </w:r>
-          </w:p>
-        </w:tc>
-        <w:tc>
-          <w:tcPr>
-            <w:tcW w:type="dxa" w:w="7128"/>
-            <w:vAlign w:val="center"/>
-          </w:tcPr>
-          <w:p>
-            <w:r/>
-            <w:r>
-              <w:rPr>
-                <w:rFonts w:ascii="Calibri" w:hAnsi="Calibri"/>
-                <w:b w:val="0"/>
-                <w:sz w:val="18"/>
-              </w:rPr>
-              <w:t>0 await expression(s), 2 return statement(s).</w:t>
-            </w:r>
-          </w:p>
-        </w:tc>
-      </w:tr>
-      <w:tr>
-        <w:tc>
-          <w:tcPr>
-            <w:tcW w:type="dxa" w:w="2232"/>
-            <w:vAlign w:val="center"/>
-          </w:tcPr>
-          <w:p>
-            <w:r/>
-            <w:r>
-              <w:rPr>
-                <w:rFonts w:ascii="Calibri" w:hAnsi="Calibri"/>
-                <w:b/>
-                <w:sz w:val="18"/>
-              </w:rPr>
-              <w:t>Debug approach</w:t>
-            </w:r>
-          </w:p>
-        </w:tc>
-        <w:tc>
-          <w:tcPr>
-            <w:tcW w:type="dxa" w:w="7128"/>
-            <w:vAlign w:val="center"/>
-          </w:tcPr>
-          <w:p>
-            <w:r/>
-            <w:r>
-              <w:rPr>
-                <w:rFonts w:ascii="Calibri" w:hAnsi="Calibri"/>
-                <w:b w:val="0"/>
-                <w:sz w:val="18"/>
-              </w:rPr>
-              <w:t>Trigger the user action that reaches this function, inspect inputs/state before the function, then inspect the returned value, DOM update, file write, process output, or API response after it runs.</w:t>
-            </w:r>
-          </w:p>
-        </w:tc>
-      </w:tr>
-    </w:tbl>
     <w:p>
       <w:r>
-        <w:t>Source excerpt:</w:t>
+        <w:t>extractOpenAiText named function in the repository. inspect the surrounding lines to learn its exact inputs and outputs. In this file, it appears around lines 54-64 and is part of the cloudflare worker/deployment area. used for public ai backend and cloudflare deployment notes.</w:t>
+      </w:r>
+    </w:p>
+    <w:p>
+      <w:r>
+        <w:t>This function is needed so cloudflare/portfolio-ai-worker.js can keep that responsibility in one named place instead of scattering it through unrelated event handlers or route code.</w:t>
+      </w:r>
+    </w:p>
+    <w:p>
+      <w:r>
+        <w:t>It calls or references trim, push, and join. Endpoint references found inside it are no direct /api endpoint strings detected. Browser storage keys found inside it are no local/session storage keys detected.</w:t>
+      </w:r>
+    </w:p>
+    <w:p>
+      <w:r>
+        <w:t>It has 2 return statement(s). The most important visible returns are: line 55: if (typeof data.output_text === "string" &amp;&amp; data.output_text.trim()) return data.output_text.trim();; line 63: return parts.join("\n").trim();.</w:t>
+      </w:r>
+    </w:p>
+    <w:p>
+      <w:r>
+        <w:t>Important local values include parts at line 56. These variables show what the function is assembling, checking, or handing to another layer.</w:t>
+      </w:r>
+    </w:p>
+    <w:p>
+      <w:r>
+        <w:t>Relevant source excerpt:</w:t>
       </w:r>
     </w:p>
     <w:p>
@@ -5861,386 +3767,37 @@
         <w:pStyle w:val="Heading3"/>
       </w:pPr>
       <w:r>
-        <w:t>extractWorkersAiText - lines 66-79</w:t>
+        <w:t>extractWorkersAiText (cloudflare/portfolio-ai-worker.js, lines 66-79)</w:t>
       </w:r>
     </w:p>
-    <w:tbl>
-      <w:tblPr>
-        <w:tblW w:type="auto" w:w="0"/>
-        <w:jc w:val="center"/>
-        <w:tblLayout w:type="fixed"/>
-        <w:tblLook w:firstColumn="1" w:firstRow="1" w:lastColumn="0" w:lastRow="0" w:noHBand="0" w:noVBand="1" w:val="04A0"/>
-      </w:tblPr>
-      <w:tblGrid>
-        <w:gridCol w:w="2232"/>
-        <w:gridCol w:w="7128"/>
-      </w:tblGrid>
-      <w:tr>
-        <w:tc>
-          <w:tcPr>
-            <w:tcW w:type="dxa" w:w="5184"/>
-            <w:vAlign w:val="center"/>
-            <w:shd w:fill="E8EEF5"/>
-          </w:tcPr>
-          <w:p>
-            <w:r/>
-            <w:r>
-              <w:rPr>
-                <w:rFonts w:ascii="Calibri" w:hAnsi="Calibri"/>
-                <w:b/>
-                <w:sz w:val="18"/>
-              </w:rPr>
-              <w:t>Item</w:t>
-            </w:r>
-          </w:p>
-        </w:tc>
-        <w:tc>
-          <w:tcPr>
-            <w:tcW w:type="dxa" w:w="5184"/>
-            <w:vAlign w:val="center"/>
-            <w:shd w:fill="E8EEF5"/>
-          </w:tcPr>
-          <w:p>
-            <w:r/>
-            <w:r>
-              <w:rPr>
-                <w:rFonts w:ascii="Calibri" w:hAnsi="Calibri"/>
-                <w:b/>
-                <w:sz w:val="18"/>
-              </w:rPr>
-              <w:t>Explanation</w:t>
-            </w:r>
-          </w:p>
-        </w:tc>
-      </w:tr>
-      <w:tr>
-        <w:tc>
-          <w:tcPr>
-            <w:tcW w:type="dxa" w:w="2232"/>
-            <w:vAlign w:val="center"/>
-          </w:tcPr>
-          <w:p>
-            <w:r/>
-            <w:r>
-              <w:rPr>
-                <w:rFonts w:ascii="Calibri" w:hAnsi="Calibri"/>
-                <w:b/>
-                <w:sz w:val="18"/>
-              </w:rPr>
-              <w:t>Source location</w:t>
-            </w:r>
-          </w:p>
-        </w:tc>
-        <w:tc>
-          <w:tcPr>
-            <w:tcW w:type="dxa" w:w="7128"/>
-            <w:vAlign w:val="center"/>
-          </w:tcPr>
-          <w:p>
-            <w:r/>
-            <w:r>
-              <w:rPr>
-                <w:rFonts w:ascii="Calibri" w:hAnsi="Calibri"/>
-                <w:b w:val="0"/>
-                <w:sz w:val="18"/>
-              </w:rPr>
-              <w:t>Lines 66-79 (14 source lines).</w:t>
-            </w:r>
-          </w:p>
-        </w:tc>
-      </w:tr>
-      <w:tr>
-        <w:tc>
-          <w:tcPr>
-            <w:tcW w:type="dxa" w:w="2232"/>
-            <w:vAlign w:val="center"/>
-          </w:tcPr>
-          <w:p>
-            <w:r/>
-            <w:r>
-              <w:rPr>
-                <w:rFonts w:ascii="Calibri" w:hAnsi="Calibri"/>
-                <w:b/>
-                <w:sz w:val="18"/>
-              </w:rPr>
-              <w:t>Purpose</w:t>
-            </w:r>
-          </w:p>
-        </w:tc>
-        <w:tc>
-          <w:tcPr>
-            <w:tcW w:type="dxa" w:w="7128"/>
-            <w:vAlign w:val="center"/>
-          </w:tcPr>
-          <w:p>
-            <w:r/>
-            <w:r>
-              <w:rPr>
-                <w:rFonts w:ascii="Calibri" w:hAnsi="Calibri"/>
-                <w:b w:val="0"/>
-                <w:sz w:val="18"/>
-              </w:rPr>
-              <w:t>Named function in the repository. Inspect the surrounding lines to learn its exact inputs and outputs.</w:t>
-            </w:r>
-          </w:p>
-        </w:tc>
-      </w:tr>
-      <w:tr>
-        <w:tc>
-          <w:tcPr>
-            <w:tcW w:type="dxa" w:w="2232"/>
-            <w:vAlign w:val="center"/>
-          </w:tcPr>
-          <w:p>
-            <w:r/>
-            <w:r>
-              <w:rPr>
-                <w:rFonts w:ascii="Calibri" w:hAnsi="Calibri"/>
-                <w:b/>
-                <w:sz w:val="18"/>
-              </w:rPr>
-              <w:t>Declaration</w:t>
-            </w:r>
-          </w:p>
-        </w:tc>
-        <w:tc>
-          <w:tcPr>
-            <w:tcW w:type="dxa" w:w="7128"/>
-            <w:vAlign w:val="center"/>
-          </w:tcPr>
-          <w:p>
-            <w:r/>
-            <w:r>
-              <w:rPr>
-                <w:rFonts w:ascii="Calibri" w:hAnsi="Calibri"/>
-                <w:b w:val="0"/>
-                <w:sz w:val="18"/>
-              </w:rPr>
-              <w:t>function extractWorkersAiText(data = {}) {</w:t>
-            </w:r>
-          </w:p>
-        </w:tc>
-      </w:tr>
-      <w:tr>
-        <w:tc>
-          <w:tcPr>
-            <w:tcW w:type="dxa" w:w="2232"/>
-            <w:vAlign w:val="center"/>
-          </w:tcPr>
-          <w:p>
-            <w:r/>
-            <w:r>
-              <w:rPr>
-                <w:rFonts w:ascii="Calibri" w:hAnsi="Calibri"/>
-                <w:b/>
-                <w:sz w:val="18"/>
-              </w:rPr>
-              <w:t>Touches</w:t>
-            </w:r>
-          </w:p>
-        </w:tc>
-        <w:tc>
-          <w:tcPr>
-            <w:tcW w:type="dxa" w:w="7128"/>
-            <w:vAlign w:val="center"/>
-          </w:tcPr>
-          <w:p>
-            <w:r/>
-            <w:r>
-              <w:rPr>
-                <w:rFonts w:ascii="Calibri" w:hAnsi="Calibri"/>
-                <w:b w:val="0"/>
-                <w:sz w:val="18"/>
-              </w:rPr>
-              <w:t>Mostly local calculations or local UI state.</w:t>
-            </w:r>
-          </w:p>
-        </w:tc>
-      </w:tr>
-      <w:tr>
-        <w:tc>
-          <w:tcPr>
-            <w:tcW w:type="dxa" w:w="2232"/>
-            <w:vAlign w:val="center"/>
-          </w:tcPr>
-          <w:p>
-            <w:r/>
-            <w:r>
-              <w:rPr>
-                <w:rFonts w:ascii="Calibri" w:hAnsi="Calibri"/>
-                <w:b/>
-                <w:sz w:val="18"/>
-              </w:rPr>
-              <w:t>Calls detected</w:t>
-            </w:r>
-          </w:p>
-        </w:tc>
-        <w:tc>
-          <w:tcPr>
-            <w:tcW w:type="dxa" w:w="7128"/>
-            <w:vAlign w:val="center"/>
-          </w:tcPr>
-          <w:p>
-            <w:r/>
-            <w:r>
-              <w:rPr>
-                <w:rFonts w:ascii="Calibri" w:hAnsi="Calibri"/>
-                <w:b w:val="0"/>
-                <w:sz w:val="18"/>
-              </w:rPr>
-              <w:t>trim, isArray, map, filter, join</w:t>
-            </w:r>
-          </w:p>
-        </w:tc>
-      </w:tr>
-      <w:tr>
-        <w:tc>
-          <w:tcPr>
-            <w:tcW w:type="dxa" w:w="2232"/>
-            <w:vAlign w:val="center"/>
-          </w:tcPr>
-          <w:p>
-            <w:r/>
-            <w:r>
-              <w:rPr>
-                <w:rFonts w:ascii="Calibri" w:hAnsi="Calibri"/>
-                <w:b/>
-                <w:sz w:val="18"/>
-              </w:rPr>
-              <w:t>API endpoints</w:t>
-            </w:r>
-          </w:p>
-        </w:tc>
-        <w:tc>
-          <w:tcPr>
-            <w:tcW w:type="dxa" w:w="7128"/>
-            <w:vAlign w:val="center"/>
-          </w:tcPr>
-          <w:p>
-            <w:r/>
-            <w:r>
-              <w:rPr>
-                <w:rFonts w:ascii="Calibri" w:hAnsi="Calibri"/>
-                <w:b w:val="0"/>
-                <w:sz w:val="18"/>
-              </w:rPr>
-              <w:t>None detected inside this function body.</w:t>
-            </w:r>
-          </w:p>
-        </w:tc>
-      </w:tr>
-      <w:tr>
-        <w:tc>
-          <w:tcPr>
-            <w:tcW w:type="dxa" w:w="2232"/>
-            <w:vAlign w:val="center"/>
-          </w:tcPr>
-          <w:p>
-            <w:r/>
-            <w:r>
-              <w:rPr>
-                <w:rFonts w:ascii="Calibri" w:hAnsi="Calibri"/>
-                <w:b/>
-                <w:sz w:val="18"/>
-              </w:rPr>
-              <w:t>Storage keys</w:t>
-            </w:r>
-          </w:p>
-        </w:tc>
-        <w:tc>
-          <w:tcPr>
-            <w:tcW w:type="dxa" w:w="7128"/>
-            <w:vAlign w:val="center"/>
-          </w:tcPr>
-          <w:p>
-            <w:r/>
-            <w:r>
-              <w:rPr>
-                <w:rFonts w:ascii="Calibri" w:hAnsi="Calibri"/>
-                <w:b w:val="0"/>
-                <w:sz w:val="18"/>
-              </w:rPr>
-              <w:t>No local/session storage keys detected.</w:t>
-            </w:r>
-          </w:p>
-        </w:tc>
-      </w:tr>
-      <w:tr>
-        <w:tc>
-          <w:tcPr>
-            <w:tcW w:type="dxa" w:w="2232"/>
-            <w:vAlign w:val="center"/>
-          </w:tcPr>
-          <w:p>
-            <w:r/>
-            <w:r>
-              <w:rPr>
-                <w:rFonts w:ascii="Calibri" w:hAnsi="Calibri"/>
-                <w:b/>
-                <w:sz w:val="18"/>
-              </w:rPr>
-              <w:t>Async/return clues</w:t>
-            </w:r>
-          </w:p>
-        </w:tc>
-        <w:tc>
-          <w:tcPr>
-            <w:tcW w:type="dxa" w:w="7128"/>
-            <w:vAlign w:val="center"/>
-          </w:tcPr>
-          <w:p>
-            <w:r/>
-            <w:r>
-              <w:rPr>
-                <w:rFonts w:ascii="Calibri" w:hAnsi="Calibri"/>
-                <w:b w:val="0"/>
-                <w:sz w:val="18"/>
-              </w:rPr>
-              <w:t>0 await expression(s), 9 return statement(s).</w:t>
-            </w:r>
-          </w:p>
-        </w:tc>
-      </w:tr>
-      <w:tr>
-        <w:tc>
-          <w:tcPr>
-            <w:tcW w:type="dxa" w:w="2232"/>
-            <w:vAlign w:val="center"/>
-          </w:tcPr>
-          <w:p>
-            <w:r/>
-            <w:r>
-              <w:rPr>
-                <w:rFonts w:ascii="Calibri" w:hAnsi="Calibri"/>
-                <w:b/>
-                <w:sz w:val="18"/>
-              </w:rPr>
-              <w:t>Debug approach</w:t>
-            </w:r>
-          </w:p>
-        </w:tc>
-        <w:tc>
-          <w:tcPr>
-            <w:tcW w:type="dxa" w:w="7128"/>
-            <w:vAlign w:val="center"/>
-          </w:tcPr>
-          <w:p>
-            <w:r/>
-            <w:r>
-              <w:rPr>
-                <w:rFonts w:ascii="Calibri" w:hAnsi="Calibri"/>
-                <w:b w:val="0"/>
-                <w:sz w:val="18"/>
-              </w:rPr>
-              <w:t>Trigger the user action that reaches this function, inspect inputs/state before the function, then inspect the returned value, DOM update, file write, process output, or API response after it runs.</w:t>
-            </w:r>
-          </w:p>
-        </w:tc>
-      </w:tr>
-    </w:tbl>
     <w:p>
       <w:r>
-        <w:t>Source excerpt:</w:t>
+        <w:t>extractWorkersAiText named function in the repository. inspect the surrounding lines to learn its exact inputs and outputs. In this file, it appears around lines 66-79 and is part of the cloudflare worker/deployment area. used for public ai backend and cloudflare deployment notes.</w:t>
+      </w:r>
+    </w:p>
+    <w:p>
+      <w:r>
+        <w:t>This function is needed so cloudflare/portfolio-ai-worker.js can keep that responsibility in one named place instead of scattering it through unrelated event handlers or route code.</w:t>
+      </w:r>
+    </w:p>
+    <w:p>
+      <w:r>
+        <w:t>It calls or references trim, isArray, map, filter, and join. Endpoint references found inside it are no direct /api endpoint strings detected. Browser storage keys found inside it are no local/session storage keys detected.</w:t>
+      </w:r>
+    </w:p>
+    <w:p>
+      <w:r>
+        <w:t>It has 9 return statement(s). The most important visible returns are: line 67: if (typeof data.response === "string" &amp;&amp; data.response.trim()) return data.response.trim();; line 68: if (typeof data.result?.response === "string" &amp;&amp; data.result.response.trim()) return data.result.response.trim();; line 69: if (typeof data.output_text === "string" &amp;&amp; data.output_text.trim()) return data.output_text.trim();; line 71: return data.output.map((item) =&gt; {. There are 5 additional return statements in the function body.</w:t>
+      </w:r>
+    </w:p>
+    <w:p>
+      <w:r>
+        <w:t>No major local variable declarations were detected in the extracted function body.</w:t>
+      </w:r>
+    </w:p>
+    <w:p>
+      <w:r>
+        <w:t>Relevant source excerpt:</w:t>
       </w:r>
     </w:p>
     <w:p>
@@ -6285,386 +3842,37 @@
         <w:pStyle w:val="Heading3"/>
       </w:pPr>
       <w:r>
-        <w:t>buildInstructions - lines 81-93</w:t>
+        <w:t>buildInstructions (cloudflare/portfolio-ai-worker.js, lines 81-93)</w:t>
       </w:r>
     </w:p>
-    <w:tbl>
-      <w:tblPr>
-        <w:tblW w:type="auto" w:w="0"/>
-        <w:jc w:val="center"/>
-        <w:tblLayout w:type="fixed"/>
-        <w:tblLook w:firstColumn="1" w:firstRow="1" w:lastColumn="0" w:lastRow="0" w:noHBand="0" w:noVBand="1" w:val="04A0"/>
-      </w:tblPr>
-      <w:tblGrid>
-        <w:gridCol w:w="2232"/>
-        <w:gridCol w:w="7128"/>
-      </w:tblGrid>
-      <w:tr>
-        <w:tc>
-          <w:tcPr>
-            <w:tcW w:type="dxa" w:w="5184"/>
-            <w:vAlign w:val="center"/>
-            <w:shd w:fill="E8EEF5"/>
-          </w:tcPr>
-          <w:p>
-            <w:r/>
-            <w:r>
-              <w:rPr>
-                <w:rFonts w:ascii="Calibri" w:hAnsi="Calibri"/>
-                <w:b/>
-                <w:sz w:val="18"/>
-              </w:rPr>
-              <w:t>Item</w:t>
-            </w:r>
-          </w:p>
-        </w:tc>
-        <w:tc>
-          <w:tcPr>
-            <w:tcW w:type="dxa" w:w="5184"/>
-            <w:vAlign w:val="center"/>
-            <w:shd w:fill="E8EEF5"/>
-          </w:tcPr>
-          <w:p>
-            <w:r/>
-            <w:r>
-              <w:rPr>
-                <w:rFonts w:ascii="Calibri" w:hAnsi="Calibri"/>
-                <w:b/>
-                <w:sz w:val="18"/>
-              </w:rPr>
-              <w:t>Explanation</w:t>
-            </w:r>
-          </w:p>
-        </w:tc>
-      </w:tr>
-      <w:tr>
-        <w:tc>
-          <w:tcPr>
-            <w:tcW w:type="dxa" w:w="2232"/>
-            <w:vAlign w:val="center"/>
-          </w:tcPr>
-          <w:p>
-            <w:r/>
-            <w:r>
-              <w:rPr>
-                <w:rFonts w:ascii="Calibri" w:hAnsi="Calibri"/>
-                <w:b/>
-                <w:sz w:val="18"/>
-              </w:rPr>
-              <w:t>Source location</w:t>
-            </w:r>
-          </w:p>
-        </w:tc>
-        <w:tc>
-          <w:tcPr>
-            <w:tcW w:type="dxa" w:w="7128"/>
-            <w:vAlign w:val="center"/>
-          </w:tcPr>
-          <w:p>
-            <w:r/>
-            <w:r>
-              <w:rPr>
-                <w:rFonts w:ascii="Calibri" w:hAnsi="Calibri"/>
-                <w:b w:val="0"/>
-                <w:sz w:val="18"/>
-              </w:rPr>
-              <w:t>Lines 81-93 (13 source lines).</w:t>
-            </w:r>
-          </w:p>
-        </w:tc>
-      </w:tr>
-      <w:tr>
-        <w:tc>
-          <w:tcPr>
-            <w:tcW w:type="dxa" w:w="2232"/>
-            <w:vAlign w:val="center"/>
-          </w:tcPr>
-          <w:p>
-            <w:r/>
-            <w:r>
-              <w:rPr>
-                <w:rFonts w:ascii="Calibri" w:hAnsi="Calibri"/>
-                <w:b/>
-                <w:sz w:val="18"/>
-              </w:rPr>
-              <w:t>Purpose</w:t>
-            </w:r>
-          </w:p>
-        </w:tc>
-        <w:tc>
-          <w:tcPr>
-            <w:tcW w:type="dxa" w:w="7128"/>
-            <w:vAlign w:val="center"/>
-          </w:tcPr>
-          <w:p>
-            <w:r/>
-            <w:r>
-              <w:rPr>
-                <w:rFonts w:ascii="Calibri" w:hAnsi="Calibri"/>
-                <w:b w:val="0"/>
-                <w:sz w:val="18"/>
-              </w:rPr>
-              <w:t>Creates an object, UI structure, process, payload, or generated artifact.</w:t>
-            </w:r>
-          </w:p>
-        </w:tc>
-      </w:tr>
-      <w:tr>
-        <w:tc>
-          <w:tcPr>
-            <w:tcW w:type="dxa" w:w="2232"/>
-            <w:vAlign w:val="center"/>
-          </w:tcPr>
-          <w:p>
-            <w:r/>
-            <w:r>
-              <w:rPr>
-                <w:rFonts w:ascii="Calibri" w:hAnsi="Calibri"/>
-                <w:b/>
-                <w:sz w:val="18"/>
-              </w:rPr>
-              <w:t>Declaration</w:t>
-            </w:r>
-          </w:p>
-        </w:tc>
-        <w:tc>
-          <w:tcPr>
-            <w:tcW w:type="dxa" w:w="7128"/>
-            <w:vAlign w:val="center"/>
-          </w:tcPr>
-          <w:p>
-            <w:r/>
-            <w:r>
-              <w:rPr>
-                <w:rFonts w:ascii="Calibri" w:hAnsi="Calibri"/>
-                <w:b w:val="0"/>
-                <w:sz w:val="18"/>
-              </w:rPr>
-              <w:t>function buildInstructions() {</w:t>
-            </w:r>
-          </w:p>
-        </w:tc>
-      </w:tr>
-      <w:tr>
-        <w:tc>
-          <w:tcPr>
-            <w:tcW w:type="dxa" w:w="2232"/>
-            <w:vAlign w:val="center"/>
-          </w:tcPr>
-          <w:p>
-            <w:r/>
-            <w:r>
-              <w:rPr>
-                <w:rFonts w:ascii="Calibri" w:hAnsi="Calibri"/>
-                <w:b/>
-                <w:sz w:val="18"/>
-              </w:rPr>
-              <w:t>Touches</w:t>
-            </w:r>
-          </w:p>
-        </w:tc>
-        <w:tc>
-          <w:tcPr>
-            <w:tcW w:type="dxa" w:w="7128"/>
-            <w:vAlign w:val="center"/>
-          </w:tcPr>
-          <w:p>
-            <w:r/>
-            <w:r>
-              <w:rPr>
-                <w:rFonts w:ascii="Calibri" w:hAnsi="Calibri"/>
-                <w:b w:val="0"/>
-                <w:sz w:val="18"/>
-              </w:rPr>
-              <w:t>authentication/security data</w:t>
-            </w:r>
-          </w:p>
-        </w:tc>
-      </w:tr>
-      <w:tr>
-        <w:tc>
-          <w:tcPr>
-            <w:tcW w:type="dxa" w:w="2232"/>
-            <w:vAlign w:val="center"/>
-          </w:tcPr>
-          <w:p>
-            <w:r/>
-            <w:r>
-              <w:rPr>
-                <w:rFonts w:ascii="Calibri" w:hAnsi="Calibri"/>
-                <w:b/>
-                <w:sz w:val="18"/>
-              </w:rPr>
-              <w:t>Calls detected</w:t>
-            </w:r>
-          </w:p>
-        </w:tc>
-        <w:tc>
-          <w:tcPr>
-            <w:tcW w:type="dxa" w:w="7128"/>
-            <w:vAlign w:val="center"/>
-          </w:tcPr>
-          <w:p>
-            <w:r/>
-            <w:r>
-              <w:rPr>
-                <w:rFonts w:ascii="Calibri" w:hAnsi="Calibri"/>
-                <w:b w:val="0"/>
-                <w:sz w:val="18"/>
-              </w:rPr>
-              <w:t>join</w:t>
-            </w:r>
-          </w:p>
-        </w:tc>
-      </w:tr>
-      <w:tr>
-        <w:tc>
-          <w:tcPr>
-            <w:tcW w:type="dxa" w:w="2232"/>
-            <w:vAlign w:val="center"/>
-          </w:tcPr>
-          <w:p>
-            <w:r/>
-            <w:r>
-              <w:rPr>
-                <w:rFonts w:ascii="Calibri" w:hAnsi="Calibri"/>
-                <w:b/>
-                <w:sz w:val="18"/>
-              </w:rPr>
-              <w:t>API endpoints</w:t>
-            </w:r>
-          </w:p>
-        </w:tc>
-        <w:tc>
-          <w:tcPr>
-            <w:tcW w:type="dxa" w:w="7128"/>
-            <w:vAlign w:val="center"/>
-          </w:tcPr>
-          <w:p>
-            <w:r/>
-            <w:r>
-              <w:rPr>
-                <w:rFonts w:ascii="Calibri" w:hAnsi="Calibri"/>
-                <w:b w:val="0"/>
-                <w:sz w:val="18"/>
-              </w:rPr>
-              <w:t>None detected inside this function body.</w:t>
-            </w:r>
-          </w:p>
-        </w:tc>
-      </w:tr>
-      <w:tr>
-        <w:tc>
-          <w:tcPr>
-            <w:tcW w:type="dxa" w:w="2232"/>
-            <w:vAlign w:val="center"/>
-          </w:tcPr>
-          <w:p>
-            <w:r/>
-            <w:r>
-              <w:rPr>
-                <w:rFonts w:ascii="Calibri" w:hAnsi="Calibri"/>
-                <w:b/>
-                <w:sz w:val="18"/>
-              </w:rPr>
-              <w:t>Storage keys</w:t>
-            </w:r>
-          </w:p>
-        </w:tc>
-        <w:tc>
-          <w:tcPr>
-            <w:tcW w:type="dxa" w:w="7128"/>
-            <w:vAlign w:val="center"/>
-          </w:tcPr>
-          <w:p>
-            <w:r/>
-            <w:r>
-              <w:rPr>
-                <w:rFonts w:ascii="Calibri" w:hAnsi="Calibri"/>
-                <w:b w:val="0"/>
-                <w:sz w:val="18"/>
-              </w:rPr>
-              <w:t>No local/session storage keys detected.</w:t>
-            </w:r>
-          </w:p>
-        </w:tc>
-      </w:tr>
-      <w:tr>
-        <w:tc>
-          <w:tcPr>
-            <w:tcW w:type="dxa" w:w="2232"/>
-            <w:vAlign w:val="center"/>
-          </w:tcPr>
-          <w:p>
-            <w:r/>
-            <w:r>
-              <w:rPr>
-                <w:rFonts w:ascii="Calibri" w:hAnsi="Calibri"/>
-                <w:b/>
-                <w:sz w:val="18"/>
-              </w:rPr>
-              <w:t>Async/return clues</w:t>
-            </w:r>
-          </w:p>
-        </w:tc>
-        <w:tc>
-          <w:tcPr>
-            <w:tcW w:type="dxa" w:w="7128"/>
-            <w:vAlign w:val="center"/>
-          </w:tcPr>
-          <w:p>
-            <w:r/>
-            <w:r>
-              <w:rPr>
-                <w:rFonts w:ascii="Calibri" w:hAnsi="Calibri"/>
-                <w:b w:val="0"/>
-                <w:sz w:val="18"/>
-              </w:rPr>
-              <w:t>0 await expression(s), 1 return statement(s).</w:t>
-            </w:r>
-          </w:p>
-        </w:tc>
-      </w:tr>
-      <w:tr>
-        <w:tc>
-          <w:tcPr>
-            <w:tcW w:type="dxa" w:w="2232"/>
-            <w:vAlign w:val="center"/>
-          </w:tcPr>
-          <w:p>
-            <w:r/>
-            <w:r>
-              <w:rPr>
-                <w:rFonts w:ascii="Calibri" w:hAnsi="Calibri"/>
-                <w:b/>
-                <w:sz w:val="18"/>
-              </w:rPr>
-              <w:t>Debug approach</w:t>
-            </w:r>
-          </w:p>
-        </w:tc>
-        <w:tc>
-          <w:tcPr>
-            <w:tcW w:type="dxa" w:w="7128"/>
-            <w:vAlign w:val="center"/>
-          </w:tcPr>
-          <w:p>
-            <w:r/>
-            <w:r>
-              <w:rPr>
-                <w:rFonts w:ascii="Calibri" w:hAnsi="Calibri"/>
-                <w:b w:val="0"/>
-                <w:sz w:val="18"/>
-              </w:rPr>
-              <w:t>Trigger the user action that reaches this function, inspect inputs/state before the function, then inspect the returned value, DOM update, file write, process output, or API response after it runs.</w:t>
-            </w:r>
-          </w:p>
-        </w:tc>
-      </w:tr>
-    </w:tbl>
     <w:p>
       <w:r>
-        <w:t>Source excerpt:</w:t>
+        <w:t>buildInstructions creates an object, ui structure, process, payload, or generated artifact. In this file, it appears around lines 81-93 and is part of the cloudflare worker/deployment area. used for public ai backend and cloudflare deployment notes.</w:t>
+      </w:r>
+    </w:p>
+    <w:p>
+      <w:r>
+        <w:t>This function is needed so cloudflare/portfolio-ai-worker.js can keep that responsibility in one named place instead of scattering it through unrelated event handlers or route code.</w:t>
+      </w:r>
+    </w:p>
+    <w:p>
+      <w:r>
+        <w:t>It calls or references join. Endpoint references found inside it are no direct /api endpoint strings detected. Browser storage keys found inside it are no local/session storage keys detected.</w:t>
+      </w:r>
+    </w:p>
+    <w:p>
+      <w:r>
+        <w:t>It has 1 return statement(s). The most important visible returns are: line 82: return [.</w:t>
+      </w:r>
+    </w:p>
+    <w:p>
+      <w:r>
+        <w:t>No major local variable declarations were detected in the extracted function body.</w:t>
+      </w:r>
+    </w:p>
+    <w:p>
+      <w:r>
+        <w:t>Relevant source excerpt:</w:t>
       </w:r>
     </w:p>
     <w:p>
@@ -6707,386 +3915,37 @@
         <w:pStyle w:val="Heading3"/>
       </w:pPr>
       <w:r>
-        <w:t>buildMessages - lines 95-105</w:t>
+        <w:t>buildMessages (cloudflare/portfolio-ai-worker.js, lines 95-105)</w:t>
       </w:r>
     </w:p>
-    <w:tbl>
-      <w:tblPr>
-        <w:tblW w:type="auto" w:w="0"/>
-        <w:jc w:val="center"/>
-        <w:tblLayout w:type="fixed"/>
-        <w:tblLook w:firstColumn="1" w:firstRow="1" w:lastColumn="0" w:lastRow="0" w:noHBand="0" w:noVBand="1" w:val="04A0"/>
-      </w:tblPr>
-      <w:tblGrid>
-        <w:gridCol w:w="2232"/>
-        <w:gridCol w:w="7128"/>
-      </w:tblGrid>
-      <w:tr>
-        <w:tc>
-          <w:tcPr>
-            <w:tcW w:type="dxa" w:w="5184"/>
-            <w:vAlign w:val="center"/>
-            <w:shd w:fill="E8EEF5"/>
-          </w:tcPr>
-          <w:p>
-            <w:r/>
-            <w:r>
-              <w:rPr>
-                <w:rFonts w:ascii="Calibri" w:hAnsi="Calibri"/>
-                <w:b/>
-                <w:sz w:val="18"/>
-              </w:rPr>
-              <w:t>Item</w:t>
-            </w:r>
-          </w:p>
-        </w:tc>
-        <w:tc>
-          <w:tcPr>
-            <w:tcW w:type="dxa" w:w="5184"/>
-            <w:vAlign w:val="center"/>
-            <w:shd w:fill="E8EEF5"/>
-          </w:tcPr>
-          <w:p>
-            <w:r/>
-            <w:r>
-              <w:rPr>
-                <w:rFonts w:ascii="Calibri" w:hAnsi="Calibri"/>
-                <w:b/>
-                <w:sz w:val="18"/>
-              </w:rPr>
-              <w:t>Explanation</w:t>
-            </w:r>
-          </w:p>
-        </w:tc>
-      </w:tr>
-      <w:tr>
-        <w:tc>
-          <w:tcPr>
-            <w:tcW w:type="dxa" w:w="2232"/>
-            <w:vAlign w:val="center"/>
-          </w:tcPr>
-          <w:p>
-            <w:r/>
-            <w:r>
-              <w:rPr>
-                <w:rFonts w:ascii="Calibri" w:hAnsi="Calibri"/>
-                <w:b/>
-                <w:sz w:val="18"/>
-              </w:rPr>
-              <w:t>Source location</w:t>
-            </w:r>
-          </w:p>
-        </w:tc>
-        <w:tc>
-          <w:tcPr>
-            <w:tcW w:type="dxa" w:w="7128"/>
-            <w:vAlign w:val="center"/>
-          </w:tcPr>
-          <w:p>
-            <w:r/>
-            <w:r>
-              <w:rPr>
-                <w:rFonts w:ascii="Calibri" w:hAnsi="Calibri"/>
-                <w:b w:val="0"/>
-                <w:sz w:val="18"/>
-              </w:rPr>
-              <w:t>Lines 95-105 (11 source lines).</w:t>
-            </w:r>
-          </w:p>
-        </w:tc>
-      </w:tr>
-      <w:tr>
-        <w:tc>
-          <w:tcPr>
-            <w:tcW w:type="dxa" w:w="2232"/>
-            <w:vAlign w:val="center"/>
-          </w:tcPr>
-          <w:p>
-            <w:r/>
-            <w:r>
-              <w:rPr>
-                <w:rFonts w:ascii="Calibri" w:hAnsi="Calibri"/>
-                <w:b/>
-                <w:sz w:val="18"/>
-              </w:rPr>
-              <w:t>Purpose</w:t>
-            </w:r>
-          </w:p>
-        </w:tc>
-        <w:tc>
-          <w:tcPr>
-            <w:tcW w:type="dxa" w:w="7128"/>
-            <w:vAlign w:val="center"/>
-          </w:tcPr>
-          <w:p>
-            <w:r/>
-            <w:r>
-              <w:rPr>
-                <w:rFonts w:ascii="Calibri" w:hAnsi="Calibri"/>
-                <w:b w:val="0"/>
-                <w:sz w:val="18"/>
-              </w:rPr>
-              <w:t>Creates an object, UI structure, process, payload, or generated artifact.</w:t>
-            </w:r>
-          </w:p>
-        </w:tc>
-      </w:tr>
-      <w:tr>
-        <w:tc>
-          <w:tcPr>
-            <w:tcW w:type="dxa" w:w="2232"/>
-            <w:vAlign w:val="center"/>
-          </w:tcPr>
-          <w:p>
-            <w:r/>
-            <w:r>
-              <w:rPr>
-                <w:rFonts w:ascii="Calibri" w:hAnsi="Calibri"/>
-                <w:b/>
-                <w:sz w:val="18"/>
-              </w:rPr>
-              <w:t>Declaration</w:t>
-            </w:r>
-          </w:p>
-        </w:tc>
-        <w:tc>
-          <w:tcPr>
-            <w:tcW w:type="dxa" w:w="7128"/>
-            <w:vAlign w:val="center"/>
-          </w:tcPr>
-          <w:p>
-            <w:r/>
-            <w:r>
-              <w:rPr>
-                <w:rFonts w:ascii="Calibri" w:hAnsi="Calibri"/>
-                <w:b w:val="0"/>
-                <w:sz w:val="18"/>
-              </w:rPr>
-              <w:t>function buildMessages(body = {}) {</w:t>
-            </w:r>
-          </w:p>
-        </w:tc>
-      </w:tr>
-      <w:tr>
-        <w:tc>
-          <w:tcPr>
-            <w:tcW w:type="dxa" w:w="2232"/>
-            <w:vAlign w:val="center"/>
-          </w:tcPr>
-          <w:p>
-            <w:r/>
-            <w:r>
-              <w:rPr>
-                <w:rFonts w:ascii="Calibri" w:hAnsi="Calibri"/>
-                <w:b/>
-                <w:sz w:val="18"/>
-              </w:rPr>
-              <w:t>Touches</w:t>
-            </w:r>
-          </w:p>
-        </w:tc>
-        <w:tc>
-          <w:tcPr>
-            <w:tcW w:type="dxa" w:w="7128"/>
-            <w:vAlign w:val="center"/>
-          </w:tcPr>
-          <w:p>
-            <w:r/>
-            <w:r>
-              <w:rPr>
-                <w:rFonts w:ascii="Calibri" w:hAnsi="Calibri"/>
-                <w:b w:val="0"/>
-                <w:sz w:val="18"/>
-              </w:rPr>
-              <w:t>Mostly local calculations or local UI state.</w:t>
-            </w:r>
-          </w:p>
-        </w:tc>
-      </w:tr>
-      <w:tr>
-        <w:tc>
-          <w:tcPr>
-            <w:tcW w:type="dxa" w:w="2232"/>
-            <w:vAlign w:val="center"/>
-          </w:tcPr>
-          <w:p>
-            <w:r/>
-            <w:r>
-              <w:rPr>
-                <w:rFonts w:ascii="Calibri" w:hAnsi="Calibri"/>
-                <w:b/>
-                <w:sz w:val="18"/>
-              </w:rPr>
-              <w:t>Calls detected</w:t>
-            </w:r>
-          </w:p>
-        </w:tc>
-        <w:tc>
-          <w:tcPr>
-            <w:tcW w:type="dxa" w:w="7128"/>
-            <w:vAlign w:val="center"/>
-          </w:tcPr>
-          <w:p>
-            <w:r/>
-            <w:r>
-              <w:rPr>
-                <w:rFonts w:ascii="Calibri" w:hAnsi="Calibri"/>
-                <w:b w:val="0"/>
-                <w:sz w:val="18"/>
-              </w:rPr>
-              <w:t>buildInstructions, cleanConversation, push, buildUserPrompt</w:t>
-            </w:r>
-          </w:p>
-        </w:tc>
-      </w:tr>
-      <w:tr>
-        <w:tc>
-          <w:tcPr>
-            <w:tcW w:type="dxa" w:w="2232"/>
-            <w:vAlign w:val="center"/>
-          </w:tcPr>
-          <w:p>
-            <w:r/>
-            <w:r>
-              <w:rPr>
-                <w:rFonts w:ascii="Calibri" w:hAnsi="Calibri"/>
-                <w:b/>
-                <w:sz w:val="18"/>
-              </w:rPr>
-              <w:t>API endpoints</w:t>
-            </w:r>
-          </w:p>
-        </w:tc>
-        <w:tc>
-          <w:tcPr>
-            <w:tcW w:type="dxa" w:w="7128"/>
-            <w:vAlign w:val="center"/>
-          </w:tcPr>
-          <w:p>
-            <w:r/>
-            <w:r>
-              <w:rPr>
-                <w:rFonts w:ascii="Calibri" w:hAnsi="Calibri"/>
-                <w:b w:val="0"/>
-                <w:sz w:val="18"/>
-              </w:rPr>
-              <w:t>None detected inside this function body.</w:t>
-            </w:r>
-          </w:p>
-        </w:tc>
-      </w:tr>
-      <w:tr>
-        <w:tc>
-          <w:tcPr>
-            <w:tcW w:type="dxa" w:w="2232"/>
-            <w:vAlign w:val="center"/>
-          </w:tcPr>
-          <w:p>
-            <w:r/>
-            <w:r>
-              <w:rPr>
-                <w:rFonts w:ascii="Calibri" w:hAnsi="Calibri"/>
-                <w:b/>
-                <w:sz w:val="18"/>
-              </w:rPr>
-              <w:t>Storage keys</w:t>
-            </w:r>
-          </w:p>
-        </w:tc>
-        <w:tc>
-          <w:tcPr>
-            <w:tcW w:type="dxa" w:w="7128"/>
-            <w:vAlign w:val="center"/>
-          </w:tcPr>
-          <w:p>
-            <w:r/>
-            <w:r>
-              <w:rPr>
-                <w:rFonts w:ascii="Calibri" w:hAnsi="Calibri"/>
-                <w:b w:val="0"/>
-                <w:sz w:val="18"/>
-              </w:rPr>
-              <w:t>No local/session storage keys detected.</w:t>
-            </w:r>
-          </w:p>
-        </w:tc>
-      </w:tr>
-      <w:tr>
-        <w:tc>
-          <w:tcPr>
-            <w:tcW w:type="dxa" w:w="2232"/>
-            <w:vAlign w:val="center"/>
-          </w:tcPr>
-          <w:p>
-            <w:r/>
-            <w:r>
-              <w:rPr>
-                <w:rFonts w:ascii="Calibri" w:hAnsi="Calibri"/>
-                <w:b/>
-                <w:sz w:val="18"/>
-              </w:rPr>
-              <w:t>Async/return clues</w:t>
-            </w:r>
-          </w:p>
-        </w:tc>
-        <w:tc>
-          <w:tcPr>
-            <w:tcW w:type="dxa" w:w="7128"/>
-            <w:vAlign w:val="center"/>
-          </w:tcPr>
-          <w:p>
-            <w:r/>
-            <w:r>
-              <w:rPr>
-                <w:rFonts w:ascii="Calibri" w:hAnsi="Calibri"/>
-                <w:b w:val="0"/>
-                <w:sz w:val="18"/>
-              </w:rPr>
-              <w:t>0 await expression(s), 1 return statement(s).</w:t>
-            </w:r>
-          </w:p>
-        </w:tc>
-      </w:tr>
-      <w:tr>
-        <w:tc>
-          <w:tcPr>
-            <w:tcW w:type="dxa" w:w="2232"/>
-            <w:vAlign w:val="center"/>
-          </w:tcPr>
-          <w:p>
-            <w:r/>
-            <w:r>
-              <w:rPr>
-                <w:rFonts w:ascii="Calibri" w:hAnsi="Calibri"/>
-                <w:b/>
-                <w:sz w:val="18"/>
-              </w:rPr>
-              <w:t>Debug approach</w:t>
-            </w:r>
-          </w:p>
-        </w:tc>
-        <w:tc>
-          <w:tcPr>
-            <w:tcW w:type="dxa" w:w="7128"/>
-            <w:vAlign w:val="center"/>
-          </w:tcPr>
-          <w:p>
-            <w:r/>
-            <w:r>
-              <w:rPr>
-                <w:rFonts w:ascii="Calibri" w:hAnsi="Calibri"/>
-                <w:b w:val="0"/>
-                <w:sz w:val="18"/>
-              </w:rPr>
-              <w:t>Trigger the user action that reaches this function, inspect inputs/state before the function, then inspect the returned value, DOM update, file write, process output, or API response after it runs.</w:t>
-            </w:r>
-          </w:p>
-        </w:tc>
-      </w:tr>
-    </w:tbl>
     <w:p>
       <w:r>
-        <w:t>Source excerpt:</w:t>
+        <w:t>This function converts an incoming chat request into model messages that include system instructions, prior conversation, user question, and portfolio context.</w:t>
+      </w:r>
+    </w:p>
+    <w:p>
+      <w:r>
+        <w:t>The quality of an AI answer depends heavily on the message structure. This function shapes the prompt before it reaches OpenAI or Workers AI.</w:t>
+      </w:r>
+    </w:p>
+    <w:p>
+      <w:r>
+        <w:t>It calls or references buildInstructions, cleanConversation, push, and buildUserPrompt. Endpoint references found inside it are no direct /api endpoint strings detected. Browser storage keys found inside it are no local/session storage keys detected.</w:t>
+      </w:r>
+    </w:p>
+    <w:p>
+      <w:r>
+        <w:t>It has 1 return statement(s). The most important visible returns are: line 104: return messages;.</w:t>
+      </w:r>
+    </w:p>
+    <w:p>
+      <w:r>
+        <w:t>Important local values include messages at line 96. These variables show what the function is assembling, checking, or handing to another layer.</w:t>
+      </w:r>
+    </w:p>
+    <w:p>
+      <w:r>
+        <w:t>Relevant source excerpt:</w:t>
       </w:r>
     </w:p>
     <w:p>
@@ -7125,386 +3984,37 @@
         <w:pStyle w:val="Heading3"/>
       </w:pPr>
       <w:r>
-        <w:t>buildUserPrompt - lines 107-119</w:t>
+        <w:t>buildUserPrompt (cloudflare/portfolio-ai-worker.js, lines 107-119)</w:t>
       </w:r>
     </w:p>
-    <w:tbl>
-      <w:tblPr>
-        <w:tblW w:type="auto" w:w="0"/>
-        <w:jc w:val="center"/>
-        <w:tblLayout w:type="fixed"/>
-        <w:tblLook w:firstColumn="1" w:firstRow="1" w:lastColumn="0" w:lastRow="0" w:noHBand="0" w:noVBand="1" w:val="04A0"/>
-      </w:tblPr>
-      <w:tblGrid>
-        <w:gridCol w:w="2232"/>
-        <w:gridCol w:w="7128"/>
-      </w:tblGrid>
-      <w:tr>
-        <w:tc>
-          <w:tcPr>
-            <w:tcW w:type="dxa" w:w="5184"/>
-            <w:vAlign w:val="center"/>
-            <w:shd w:fill="E8EEF5"/>
-          </w:tcPr>
-          <w:p>
-            <w:r/>
-            <w:r>
-              <w:rPr>
-                <w:rFonts w:ascii="Calibri" w:hAnsi="Calibri"/>
-                <w:b/>
-                <w:sz w:val="18"/>
-              </w:rPr>
-              <w:t>Item</w:t>
-            </w:r>
-          </w:p>
-        </w:tc>
-        <w:tc>
-          <w:tcPr>
-            <w:tcW w:type="dxa" w:w="5184"/>
-            <w:vAlign w:val="center"/>
-            <w:shd w:fill="E8EEF5"/>
-          </w:tcPr>
-          <w:p>
-            <w:r/>
-            <w:r>
-              <w:rPr>
-                <w:rFonts w:ascii="Calibri" w:hAnsi="Calibri"/>
-                <w:b/>
-                <w:sz w:val="18"/>
-              </w:rPr>
-              <w:t>Explanation</w:t>
-            </w:r>
-          </w:p>
-        </w:tc>
-      </w:tr>
-      <w:tr>
-        <w:tc>
-          <w:tcPr>
-            <w:tcW w:type="dxa" w:w="2232"/>
-            <w:vAlign w:val="center"/>
-          </w:tcPr>
-          <w:p>
-            <w:r/>
-            <w:r>
-              <w:rPr>
-                <w:rFonts w:ascii="Calibri" w:hAnsi="Calibri"/>
-                <w:b/>
-                <w:sz w:val="18"/>
-              </w:rPr>
-              <w:t>Source location</w:t>
-            </w:r>
-          </w:p>
-        </w:tc>
-        <w:tc>
-          <w:tcPr>
-            <w:tcW w:type="dxa" w:w="7128"/>
-            <w:vAlign w:val="center"/>
-          </w:tcPr>
-          <w:p>
-            <w:r/>
-            <w:r>
-              <w:rPr>
-                <w:rFonts w:ascii="Calibri" w:hAnsi="Calibri"/>
-                <w:b w:val="0"/>
-                <w:sz w:val="18"/>
-              </w:rPr>
-              <w:t>Lines 107-119 (13 source lines).</w:t>
-            </w:r>
-          </w:p>
-        </w:tc>
-      </w:tr>
-      <w:tr>
-        <w:tc>
-          <w:tcPr>
-            <w:tcW w:type="dxa" w:w="2232"/>
-            <w:vAlign w:val="center"/>
-          </w:tcPr>
-          <w:p>
-            <w:r/>
-            <w:r>
-              <w:rPr>
-                <w:rFonts w:ascii="Calibri" w:hAnsi="Calibri"/>
-                <w:b/>
-                <w:sz w:val="18"/>
-              </w:rPr>
-              <w:t>Purpose</w:t>
-            </w:r>
-          </w:p>
-        </w:tc>
-        <w:tc>
-          <w:tcPr>
-            <w:tcW w:type="dxa" w:w="7128"/>
-            <w:vAlign w:val="center"/>
-          </w:tcPr>
-          <w:p>
-            <w:r/>
-            <w:r>
-              <w:rPr>
-                <w:rFonts w:ascii="Calibri" w:hAnsi="Calibri"/>
-                <w:b w:val="0"/>
-                <w:sz w:val="18"/>
-              </w:rPr>
-              <w:t>Creates an object, UI structure, process, payload, or generated artifact.</w:t>
-            </w:r>
-          </w:p>
-        </w:tc>
-      </w:tr>
-      <w:tr>
-        <w:tc>
-          <w:tcPr>
-            <w:tcW w:type="dxa" w:w="2232"/>
-            <w:vAlign w:val="center"/>
-          </w:tcPr>
-          <w:p>
-            <w:r/>
-            <w:r>
-              <w:rPr>
-                <w:rFonts w:ascii="Calibri" w:hAnsi="Calibri"/>
-                <w:b/>
-                <w:sz w:val="18"/>
-              </w:rPr>
-              <w:t>Declaration</w:t>
-            </w:r>
-          </w:p>
-        </w:tc>
-        <w:tc>
-          <w:tcPr>
-            <w:tcW w:type="dxa" w:w="7128"/>
-            <w:vAlign w:val="center"/>
-          </w:tcPr>
-          <w:p>
-            <w:r/>
-            <w:r>
-              <w:rPr>
-                <w:rFonts w:ascii="Calibri" w:hAnsi="Calibri"/>
-                <w:b w:val="0"/>
-                <w:sz w:val="18"/>
-              </w:rPr>
-              <w:t>function buildUserPrompt(body = {}) {</w:t>
-            </w:r>
-          </w:p>
-        </w:tc>
-      </w:tr>
-      <w:tr>
-        <w:tc>
-          <w:tcPr>
-            <w:tcW w:type="dxa" w:w="2232"/>
-            <w:vAlign w:val="center"/>
-          </w:tcPr>
-          <w:p>
-            <w:r/>
-            <w:r>
-              <w:rPr>
-                <w:rFonts w:ascii="Calibri" w:hAnsi="Calibri"/>
-                <w:b/>
-                <w:sz w:val="18"/>
-              </w:rPr>
-              <w:t>Touches</w:t>
-            </w:r>
-          </w:p>
-        </w:tc>
-        <w:tc>
-          <w:tcPr>
-            <w:tcW w:type="dxa" w:w="7128"/>
-            <w:vAlign w:val="center"/>
-          </w:tcPr>
-          <w:p>
-            <w:r/>
-            <w:r>
-              <w:rPr>
-                <w:rFonts w:ascii="Calibri" w:hAnsi="Calibri"/>
-                <w:b w:val="0"/>
-                <w:sz w:val="18"/>
-              </w:rPr>
-              <w:t>Mostly local calculations or local UI state.</w:t>
-            </w:r>
-          </w:p>
-        </w:tc>
-      </w:tr>
-      <w:tr>
-        <w:tc>
-          <w:tcPr>
-            <w:tcW w:type="dxa" w:w="2232"/>
-            <w:vAlign w:val="center"/>
-          </w:tcPr>
-          <w:p>
-            <w:r/>
-            <w:r>
-              <w:rPr>
-                <w:rFonts w:ascii="Calibri" w:hAnsi="Calibri"/>
-                <w:b/>
-                <w:sz w:val="18"/>
-              </w:rPr>
-              <w:t>Calls detected</w:t>
-            </w:r>
-          </w:p>
-        </w:tc>
-        <w:tc>
-          <w:tcPr>
-            <w:tcW w:type="dxa" w:w="7128"/>
-            <w:vAlign w:val="center"/>
-          </w:tcPr>
-          <w:p>
-            <w:r/>
-            <w:r>
-              <w:rPr>
-                <w:rFonts w:ascii="Calibri" w:hAnsi="Calibri"/>
-                <w:b w:val="0"/>
-                <w:sz w:val="18"/>
-              </w:rPr>
-              <w:t>clamp, stringify, cleanConversation, join</w:t>
-            </w:r>
-          </w:p>
-        </w:tc>
-      </w:tr>
-      <w:tr>
-        <w:tc>
-          <w:tcPr>
-            <w:tcW w:type="dxa" w:w="2232"/>
-            <w:vAlign w:val="center"/>
-          </w:tcPr>
-          <w:p>
-            <w:r/>
-            <w:r>
-              <w:rPr>
-                <w:rFonts w:ascii="Calibri" w:hAnsi="Calibri"/>
-                <w:b/>
-                <w:sz w:val="18"/>
-              </w:rPr>
-              <w:t>API endpoints</w:t>
-            </w:r>
-          </w:p>
-        </w:tc>
-        <w:tc>
-          <w:tcPr>
-            <w:tcW w:type="dxa" w:w="7128"/>
-            <w:vAlign w:val="center"/>
-          </w:tcPr>
-          <w:p>
-            <w:r/>
-            <w:r>
-              <w:rPr>
-                <w:rFonts w:ascii="Calibri" w:hAnsi="Calibri"/>
-                <w:b w:val="0"/>
-                <w:sz w:val="18"/>
-              </w:rPr>
-              <w:t>None detected inside this function body.</w:t>
-            </w:r>
-          </w:p>
-        </w:tc>
-      </w:tr>
-      <w:tr>
-        <w:tc>
-          <w:tcPr>
-            <w:tcW w:type="dxa" w:w="2232"/>
-            <w:vAlign w:val="center"/>
-          </w:tcPr>
-          <w:p>
-            <w:r/>
-            <w:r>
-              <w:rPr>
-                <w:rFonts w:ascii="Calibri" w:hAnsi="Calibri"/>
-                <w:b/>
-                <w:sz w:val="18"/>
-              </w:rPr>
-              <w:t>Storage keys</w:t>
-            </w:r>
-          </w:p>
-        </w:tc>
-        <w:tc>
-          <w:tcPr>
-            <w:tcW w:type="dxa" w:w="7128"/>
-            <w:vAlign w:val="center"/>
-          </w:tcPr>
-          <w:p>
-            <w:r/>
-            <w:r>
-              <w:rPr>
-                <w:rFonts w:ascii="Calibri" w:hAnsi="Calibri"/>
-                <w:b w:val="0"/>
-                <w:sz w:val="18"/>
-              </w:rPr>
-              <w:t>No local/session storage keys detected.</w:t>
-            </w:r>
-          </w:p>
-        </w:tc>
-      </w:tr>
-      <w:tr>
-        <w:tc>
-          <w:tcPr>
-            <w:tcW w:type="dxa" w:w="2232"/>
-            <w:vAlign w:val="center"/>
-          </w:tcPr>
-          <w:p>
-            <w:r/>
-            <w:r>
-              <w:rPr>
-                <w:rFonts w:ascii="Calibri" w:hAnsi="Calibri"/>
-                <w:b/>
-                <w:sz w:val="18"/>
-              </w:rPr>
-              <w:t>Async/return clues</w:t>
-            </w:r>
-          </w:p>
-        </w:tc>
-        <w:tc>
-          <w:tcPr>
-            <w:tcW w:type="dxa" w:w="7128"/>
-            <w:vAlign w:val="center"/>
-          </w:tcPr>
-          <w:p>
-            <w:r/>
-            <w:r>
-              <w:rPr>
-                <w:rFonts w:ascii="Calibri" w:hAnsi="Calibri"/>
-                <w:b w:val="0"/>
-                <w:sz w:val="18"/>
-              </w:rPr>
-              <w:t>0 await expression(s), 1 return statement(s).</w:t>
-            </w:r>
-          </w:p>
-        </w:tc>
-      </w:tr>
-      <w:tr>
-        <w:tc>
-          <w:tcPr>
-            <w:tcW w:type="dxa" w:w="2232"/>
-            <w:vAlign w:val="center"/>
-          </w:tcPr>
-          <w:p>
-            <w:r/>
-            <w:r>
-              <w:rPr>
-                <w:rFonts w:ascii="Calibri" w:hAnsi="Calibri"/>
-                <w:b/>
-                <w:sz w:val="18"/>
-              </w:rPr>
-              <w:t>Debug approach</w:t>
-            </w:r>
-          </w:p>
-        </w:tc>
-        <w:tc>
-          <w:tcPr>
-            <w:tcW w:type="dxa" w:w="7128"/>
-            <w:vAlign w:val="center"/>
-          </w:tcPr>
-          <w:p>
-            <w:r/>
-            <w:r>
-              <w:rPr>
-                <w:rFonts w:ascii="Calibri" w:hAnsi="Calibri"/>
-                <w:b w:val="0"/>
-                <w:sz w:val="18"/>
-              </w:rPr>
-              <w:t>Trigger the user action that reaches this function, inspect inputs/state before the function, then inspect the returned value, DOM update, file write, process output, or API response after it runs.</w:t>
-            </w:r>
-          </w:p>
-        </w:tc>
-      </w:tr>
-    </w:tbl>
     <w:p>
       <w:r>
-        <w:t>Source excerpt:</w:t>
+        <w:t>buildUserPrompt creates an object, ui structure, process, payload, or generated artifact. In this file, it appears around lines 107-119 and is part of the cloudflare worker/deployment area. used for public ai backend and cloudflare deployment notes.</w:t>
+      </w:r>
+    </w:p>
+    <w:p>
+      <w:r>
+        <w:t>This function is needed so cloudflare/portfolio-ai-worker.js can keep that responsibility in one named place instead of scattering it through unrelated event handlers or route code.</w:t>
+      </w:r>
+    </w:p>
+    <w:p>
+      <w:r>
+        <w:t>It calls or references clamp, stringify, cleanConversation, and join. Endpoint references found inside it are no direct /api endpoint strings detected. Browser storage keys found inside it are no local/session storage keys detected.</w:t>
+      </w:r>
+    </w:p>
+    <w:p>
+      <w:r>
+        <w:t>It has 1 return statement(s). The most important visible returns are: line 108: return [.</w:t>
+      </w:r>
+    </w:p>
+    <w:p>
+      <w:r>
+        <w:t>No major local variable declarations were detected in the extracted function body.</w:t>
+      </w:r>
+    </w:p>
+    <w:p>
+      <w:r>
+        <w:t>Relevant source excerpt:</w:t>
       </w:r>
     </w:p>
     <w:p>
@@ -7547,386 +4057,37 @@
         <w:pStyle w:val="Heading3"/>
       </w:pPr>
       <w:r>
-        <w:t>callOpenAi - lines 121-145</w:t>
+        <w:t>callOpenAi (cloudflare/portfolio-ai-worker.js, lines 121-145)</w:t>
       </w:r>
     </w:p>
-    <w:tbl>
-      <w:tblPr>
-        <w:tblW w:type="auto" w:w="0"/>
-        <w:jc w:val="center"/>
-        <w:tblLayout w:type="fixed"/>
-        <w:tblLook w:firstColumn="1" w:firstRow="1" w:lastColumn="0" w:lastRow="0" w:noHBand="0" w:noVBand="1" w:val="04A0"/>
-      </w:tblPr>
-      <w:tblGrid>
-        <w:gridCol w:w="2232"/>
-        <w:gridCol w:w="7128"/>
-      </w:tblGrid>
-      <w:tr>
-        <w:tc>
-          <w:tcPr>
-            <w:tcW w:type="dxa" w:w="5184"/>
-            <w:vAlign w:val="center"/>
-            <w:shd w:fill="E8EEF5"/>
-          </w:tcPr>
-          <w:p>
-            <w:r/>
-            <w:r>
-              <w:rPr>
-                <w:rFonts w:ascii="Calibri" w:hAnsi="Calibri"/>
-                <w:b/>
-                <w:sz w:val="18"/>
-              </w:rPr>
-              <w:t>Item</w:t>
-            </w:r>
-          </w:p>
-        </w:tc>
-        <w:tc>
-          <w:tcPr>
-            <w:tcW w:type="dxa" w:w="5184"/>
-            <w:vAlign w:val="center"/>
-            <w:shd w:fill="E8EEF5"/>
-          </w:tcPr>
-          <w:p>
-            <w:r/>
-            <w:r>
-              <w:rPr>
-                <w:rFonts w:ascii="Calibri" w:hAnsi="Calibri"/>
-                <w:b/>
-                <w:sz w:val="18"/>
-              </w:rPr>
-              <w:t>Explanation</w:t>
-            </w:r>
-          </w:p>
-        </w:tc>
-      </w:tr>
-      <w:tr>
-        <w:tc>
-          <w:tcPr>
-            <w:tcW w:type="dxa" w:w="2232"/>
-            <w:vAlign w:val="center"/>
-          </w:tcPr>
-          <w:p>
-            <w:r/>
-            <w:r>
-              <w:rPr>
-                <w:rFonts w:ascii="Calibri" w:hAnsi="Calibri"/>
-                <w:b/>
-                <w:sz w:val="18"/>
-              </w:rPr>
-              <w:t>Source location</w:t>
-            </w:r>
-          </w:p>
-        </w:tc>
-        <w:tc>
-          <w:tcPr>
-            <w:tcW w:type="dxa" w:w="7128"/>
-            <w:vAlign w:val="center"/>
-          </w:tcPr>
-          <w:p>
-            <w:r/>
-            <w:r>
-              <w:rPr>
-                <w:rFonts w:ascii="Calibri" w:hAnsi="Calibri"/>
-                <w:b w:val="0"/>
-                <w:sz w:val="18"/>
-              </w:rPr>
-              <w:t>Lines 121-145 (25 source lines).</w:t>
-            </w:r>
-          </w:p>
-        </w:tc>
-      </w:tr>
-      <w:tr>
-        <w:tc>
-          <w:tcPr>
-            <w:tcW w:type="dxa" w:w="2232"/>
-            <w:vAlign w:val="center"/>
-          </w:tcPr>
-          <w:p>
-            <w:r/>
-            <w:r>
-              <w:rPr>
-                <w:rFonts w:ascii="Calibri" w:hAnsi="Calibri"/>
-                <w:b/>
-                <w:sz w:val="18"/>
-              </w:rPr>
-              <w:t>Purpose</w:t>
-            </w:r>
-          </w:p>
-        </w:tc>
-        <w:tc>
-          <w:tcPr>
-            <w:tcW w:type="dxa" w:w="7128"/>
-            <w:vAlign w:val="center"/>
-          </w:tcPr>
-          <w:p>
-            <w:r/>
-            <w:r>
-              <w:rPr>
-                <w:rFonts w:ascii="Calibri" w:hAnsi="Calibri"/>
-                <w:b w:val="0"/>
-                <w:sz w:val="18"/>
-              </w:rPr>
-              <w:t>Named function in the repository. Inspect the surrounding lines to learn its exact inputs and outputs.</w:t>
-            </w:r>
-          </w:p>
-        </w:tc>
-      </w:tr>
-      <w:tr>
-        <w:tc>
-          <w:tcPr>
-            <w:tcW w:type="dxa" w:w="2232"/>
-            <w:vAlign w:val="center"/>
-          </w:tcPr>
-          <w:p>
-            <w:r/>
-            <w:r>
-              <w:rPr>
-                <w:rFonts w:ascii="Calibri" w:hAnsi="Calibri"/>
-                <w:b/>
-                <w:sz w:val="18"/>
-              </w:rPr>
-              <w:t>Declaration</w:t>
-            </w:r>
-          </w:p>
-        </w:tc>
-        <w:tc>
-          <w:tcPr>
-            <w:tcW w:type="dxa" w:w="7128"/>
-            <w:vAlign w:val="center"/>
-          </w:tcPr>
-          <w:p>
-            <w:r/>
-            <w:r>
-              <w:rPr>
-                <w:rFonts w:ascii="Calibri" w:hAnsi="Calibri"/>
-                <w:b w:val="0"/>
-                <w:sz w:val="18"/>
-              </w:rPr>
-              <w:t>async function callOpenAi(body, env) {</w:t>
-            </w:r>
-          </w:p>
-        </w:tc>
-      </w:tr>
-      <w:tr>
-        <w:tc>
-          <w:tcPr>
-            <w:tcW w:type="dxa" w:w="2232"/>
-            <w:vAlign w:val="center"/>
-          </w:tcPr>
-          <w:p>
-            <w:r/>
-            <w:r>
-              <w:rPr>
-                <w:rFonts w:ascii="Calibri" w:hAnsi="Calibri"/>
-                <w:b/>
-                <w:sz w:val="18"/>
-              </w:rPr>
-              <w:t>Touches</w:t>
-            </w:r>
-          </w:p>
-        </w:tc>
-        <w:tc>
-          <w:tcPr>
-            <w:tcW w:type="dxa" w:w="7128"/>
-            <w:vAlign w:val="center"/>
-          </w:tcPr>
-          <w:p>
-            <w:r/>
-            <w:r>
-              <w:rPr>
-                <w:rFonts w:ascii="Calibri" w:hAnsi="Calibri"/>
-                <w:b w:val="0"/>
-                <w:sz w:val="18"/>
-              </w:rPr>
-              <w:t>network/API requests, authentication/security data</w:t>
-            </w:r>
-          </w:p>
-        </w:tc>
-      </w:tr>
-      <w:tr>
-        <w:tc>
-          <w:tcPr>
-            <w:tcW w:type="dxa" w:w="2232"/>
-            <w:vAlign w:val="center"/>
-          </w:tcPr>
-          <w:p>
-            <w:r/>
-            <w:r>
-              <w:rPr>
-                <w:rFonts w:ascii="Calibri" w:hAnsi="Calibri"/>
-                <w:b/>
-                <w:sz w:val="18"/>
-              </w:rPr>
-              <w:t>Calls detected</w:t>
-            </w:r>
-          </w:p>
-        </w:tc>
-        <w:tc>
-          <w:tcPr>
-            <w:tcW w:type="dxa" w:w="7128"/>
-            <w:vAlign w:val="center"/>
-          </w:tcPr>
-          <w:p>
-            <w:r/>
-            <w:r>
-              <w:rPr>
-                <w:rFonts w:ascii="Calibri" w:hAnsi="Calibri"/>
-                <w:b w:val="0"/>
-                <w:sz w:val="18"/>
-              </w:rPr>
-              <w:t>buildInstructions, buildUserPrompt, fetch, stringify</w:t>
-            </w:r>
-          </w:p>
-        </w:tc>
-      </w:tr>
-      <w:tr>
-        <w:tc>
-          <w:tcPr>
-            <w:tcW w:type="dxa" w:w="2232"/>
-            <w:vAlign w:val="center"/>
-          </w:tcPr>
-          <w:p>
-            <w:r/>
-            <w:r>
-              <w:rPr>
-                <w:rFonts w:ascii="Calibri" w:hAnsi="Calibri"/>
-                <w:b/>
-                <w:sz w:val="18"/>
-              </w:rPr>
-              <w:t>API endpoints</w:t>
-            </w:r>
-          </w:p>
-        </w:tc>
-        <w:tc>
-          <w:tcPr>
-            <w:tcW w:type="dxa" w:w="7128"/>
-            <w:vAlign w:val="center"/>
-          </w:tcPr>
-          <w:p>
-            <w:r/>
-            <w:r>
-              <w:rPr>
-                <w:rFonts w:ascii="Calibri" w:hAnsi="Calibri"/>
-                <w:b w:val="0"/>
-                <w:sz w:val="18"/>
-              </w:rPr>
-              <w:t>None detected inside this function body.</w:t>
-            </w:r>
-          </w:p>
-        </w:tc>
-      </w:tr>
-      <w:tr>
-        <w:tc>
-          <w:tcPr>
-            <w:tcW w:type="dxa" w:w="2232"/>
-            <w:vAlign w:val="center"/>
-          </w:tcPr>
-          <w:p>
-            <w:r/>
-            <w:r>
-              <w:rPr>
-                <w:rFonts w:ascii="Calibri" w:hAnsi="Calibri"/>
-                <w:b/>
-                <w:sz w:val="18"/>
-              </w:rPr>
-              <w:t>Storage keys</w:t>
-            </w:r>
-          </w:p>
-        </w:tc>
-        <w:tc>
-          <w:tcPr>
-            <w:tcW w:type="dxa" w:w="7128"/>
-            <w:vAlign w:val="center"/>
-          </w:tcPr>
-          <w:p>
-            <w:r/>
-            <w:r>
-              <w:rPr>
-                <w:rFonts w:ascii="Calibri" w:hAnsi="Calibri"/>
-                <w:b w:val="0"/>
-                <w:sz w:val="18"/>
-              </w:rPr>
-              <w:t>No local/session storage keys detected.</w:t>
-            </w:r>
-          </w:p>
-        </w:tc>
-      </w:tr>
-      <w:tr>
-        <w:tc>
-          <w:tcPr>
-            <w:tcW w:type="dxa" w:w="2232"/>
-            <w:vAlign w:val="center"/>
-          </w:tcPr>
-          <w:p>
-            <w:r/>
-            <w:r>
-              <w:rPr>
-                <w:rFonts w:ascii="Calibri" w:hAnsi="Calibri"/>
-                <w:b/>
-                <w:sz w:val="18"/>
-              </w:rPr>
-              <w:t>Async/return clues</w:t>
-            </w:r>
-          </w:p>
-        </w:tc>
-        <w:tc>
-          <w:tcPr>
-            <w:tcW w:type="dxa" w:w="7128"/>
-            <w:vAlign w:val="center"/>
-          </w:tcPr>
-          <w:p>
-            <w:r/>
-            <w:r>
-              <w:rPr>
-                <w:rFonts w:ascii="Calibri" w:hAnsi="Calibri"/>
-                <w:b w:val="0"/>
-                <w:sz w:val="18"/>
-              </w:rPr>
-              <w:t>1 await expression(s), 0 return statement(s).</w:t>
-            </w:r>
-          </w:p>
-        </w:tc>
-      </w:tr>
-      <w:tr>
-        <w:tc>
-          <w:tcPr>
-            <w:tcW w:type="dxa" w:w="2232"/>
-            <w:vAlign w:val="center"/>
-          </w:tcPr>
-          <w:p>
-            <w:r/>
-            <w:r>
-              <w:rPr>
-                <w:rFonts w:ascii="Calibri" w:hAnsi="Calibri"/>
-                <w:b/>
-                <w:sz w:val="18"/>
-              </w:rPr>
-              <w:t>Debug approach</w:t>
-            </w:r>
-          </w:p>
-        </w:tc>
-        <w:tc>
-          <w:tcPr>
-            <w:tcW w:type="dxa" w:w="7128"/>
-            <w:vAlign w:val="center"/>
-          </w:tcPr>
-          <w:p>
-            <w:r/>
-            <w:r>
-              <w:rPr>
-                <w:rFonts w:ascii="Calibri" w:hAnsi="Calibri"/>
-                <w:b w:val="0"/>
-                <w:sz w:val="18"/>
-              </w:rPr>
-              <w:t>Trigger the user action that reaches this function, inspect inputs/state before the function, then inspect the returned value, DOM update, file write, process output, or API response after it runs.</w:t>
-            </w:r>
-          </w:p>
-        </w:tc>
-      </w:tr>
-    </w:tbl>
     <w:p>
       <w:r>
-        <w:t>Source excerpt:</w:t>
+        <w:t>This function calls the OpenAI API from the Cloudflare Worker when an OpenAI key is configured, then extracts the answer from the provider response.</w:t>
+      </w:r>
+    </w:p>
+    <w:p>
+      <w:r>
+        <w:t>It keeps the API key server-side and gives the public website a stronger AI backend without exposing secrets in browser JavaScript.</w:t>
+      </w:r>
+    </w:p>
+    <w:p>
+      <w:r>
+        <w:t>It calls or references buildInstructions, buildUserPrompt, fetch, and stringify. Endpoint references found inside it are no direct /api endpoint strings detected. Browser storage keys found inside it are no local/session storage keys detected.</w:t>
+      </w:r>
+    </w:p>
+    <w:p>
+      <w:r>
+        <w:t>It has no obvious return statement in the extracted body; it likely completes through state changes, helper calls, or event flow.</w:t>
+      </w:r>
+    </w:p>
+    <w:p>
+      <w:r>
+        <w:t>Important local values include model at line 122; payload at line 123; response at line 138. These variables show what the function is assembling, checking, or handing to another layer.</w:t>
+      </w:r>
+    </w:p>
+    <w:p>
+      <w:r>
+        <w:t>Relevant source excerpt:</w:t>
       </w:r>
     </w:p>
     <w:p>
@@ -7993,386 +4154,37 @@
         <w:pStyle w:val="Heading3"/>
       </w:pPr>
       <w:r>
-        <w:t>callWorkersAi - lines 161-180</w:t>
+        <w:t>callWorkersAi (cloudflare/portfolio-ai-worker.js, lines 161-180)</w:t>
       </w:r>
     </w:p>
-    <w:tbl>
-      <w:tblPr>
-        <w:tblW w:type="auto" w:w="0"/>
-        <w:jc w:val="center"/>
-        <w:tblLayout w:type="fixed"/>
-        <w:tblLook w:firstColumn="1" w:firstRow="1" w:lastColumn="0" w:lastRow="0" w:noHBand="0" w:noVBand="1" w:val="04A0"/>
-      </w:tblPr>
-      <w:tblGrid>
-        <w:gridCol w:w="2232"/>
-        <w:gridCol w:w="7128"/>
-      </w:tblGrid>
-      <w:tr>
-        <w:tc>
-          <w:tcPr>
-            <w:tcW w:type="dxa" w:w="5184"/>
-            <w:vAlign w:val="center"/>
-            <w:shd w:fill="E8EEF5"/>
-          </w:tcPr>
-          <w:p>
-            <w:r/>
-            <w:r>
-              <w:rPr>
-                <w:rFonts w:ascii="Calibri" w:hAnsi="Calibri"/>
-                <w:b/>
-                <w:sz w:val="18"/>
-              </w:rPr>
-              <w:t>Item</w:t>
-            </w:r>
-          </w:p>
-        </w:tc>
-        <w:tc>
-          <w:tcPr>
-            <w:tcW w:type="dxa" w:w="5184"/>
-            <w:vAlign w:val="center"/>
-            <w:shd w:fill="E8EEF5"/>
-          </w:tcPr>
-          <w:p>
-            <w:r/>
-            <w:r>
-              <w:rPr>
-                <w:rFonts w:ascii="Calibri" w:hAnsi="Calibri"/>
-                <w:b/>
-                <w:sz w:val="18"/>
-              </w:rPr>
-              <w:t>Explanation</w:t>
-            </w:r>
-          </w:p>
-        </w:tc>
-      </w:tr>
-      <w:tr>
-        <w:tc>
-          <w:tcPr>
-            <w:tcW w:type="dxa" w:w="2232"/>
-            <w:vAlign w:val="center"/>
-          </w:tcPr>
-          <w:p>
-            <w:r/>
-            <w:r>
-              <w:rPr>
-                <w:rFonts w:ascii="Calibri" w:hAnsi="Calibri"/>
-                <w:b/>
-                <w:sz w:val="18"/>
-              </w:rPr>
-              <w:t>Source location</w:t>
-            </w:r>
-          </w:p>
-        </w:tc>
-        <w:tc>
-          <w:tcPr>
-            <w:tcW w:type="dxa" w:w="7128"/>
-            <w:vAlign w:val="center"/>
-          </w:tcPr>
-          <w:p>
-            <w:r/>
-            <w:r>
-              <w:rPr>
-                <w:rFonts w:ascii="Calibri" w:hAnsi="Calibri"/>
-                <w:b w:val="0"/>
-                <w:sz w:val="18"/>
-              </w:rPr>
-              <w:t>Lines 161-180 (20 source lines).</w:t>
-            </w:r>
-          </w:p>
-        </w:tc>
-      </w:tr>
-      <w:tr>
-        <w:tc>
-          <w:tcPr>
-            <w:tcW w:type="dxa" w:w="2232"/>
-            <w:vAlign w:val="center"/>
-          </w:tcPr>
-          <w:p>
-            <w:r/>
-            <w:r>
-              <w:rPr>
-                <w:rFonts w:ascii="Calibri" w:hAnsi="Calibri"/>
-                <w:b/>
-                <w:sz w:val="18"/>
-              </w:rPr>
-              <w:t>Purpose</w:t>
-            </w:r>
-          </w:p>
-        </w:tc>
-        <w:tc>
-          <w:tcPr>
-            <w:tcW w:type="dxa" w:w="7128"/>
-            <w:vAlign w:val="center"/>
-          </w:tcPr>
-          <w:p>
-            <w:r/>
-            <w:r>
-              <w:rPr>
-                <w:rFonts w:ascii="Calibri" w:hAnsi="Calibri"/>
-                <w:b w:val="0"/>
-                <w:sz w:val="18"/>
-              </w:rPr>
-              <w:t>Named function in the repository. Inspect the surrounding lines to learn its exact inputs and outputs.</w:t>
-            </w:r>
-          </w:p>
-        </w:tc>
-      </w:tr>
-      <w:tr>
-        <w:tc>
-          <w:tcPr>
-            <w:tcW w:type="dxa" w:w="2232"/>
-            <w:vAlign w:val="center"/>
-          </w:tcPr>
-          <w:p>
-            <w:r/>
-            <w:r>
-              <w:rPr>
-                <w:rFonts w:ascii="Calibri" w:hAnsi="Calibri"/>
-                <w:b/>
-                <w:sz w:val="18"/>
-              </w:rPr>
-              <w:t>Declaration</w:t>
-            </w:r>
-          </w:p>
-        </w:tc>
-        <w:tc>
-          <w:tcPr>
-            <w:tcW w:type="dxa" w:w="7128"/>
-            <w:vAlign w:val="center"/>
-          </w:tcPr>
-          <w:p>
-            <w:r/>
-            <w:r>
-              <w:rPr>
-                <w:rFonts w:ascii="Calibri" w:hAnsi="Calibri"/>
-                <w:b w:val="0"/>
-                <w:sz w:val="18"/>
-              </w:rPr>
-              <w:t>async function callWorkersAi(body, env) {</w:t>
-            </w:r>
-          </w:p>
-        </w:tc>
-      </w:tr>
-      <w:tr>
-        <w:tc>
-          <w:tcPr>
-            <w:tcW w:type="dxa" w:w="2232"/>
-            <w:vAlign w:val="center"/>
-          </w:tcPr>
-          <w:p>
-            <w:r/>
-            <w:r>
-              <w:rPr>
-                <w:rFonts w:ascii="Calibri" w:hAnsi="Calibri"/>
-                <w:b/>
-                <w:sz w:val="18"/>
-              </w:rPr>
-              <w:t>Touches</w:t>
-            </w:r>
-          </w:p>
-        </w:tc>
-        <w:tc>
-          <w:tcPr>
-            <w:tcW w:type="dxa" w:w="7128"/>
-            <w:vAlign w:val="center"/>
-          </w:tcPr>
-          <w:p>
-            <w:r/>
-            <w:r>
-              <w:rPr>
-                <w:rFonts w:ascii="Calibri" w:hAnsi="Calibri"/>
-                <w:b w:val="0"/>
-                <w:sz w:val="18"/>
-              </w:rPr>
-              <w:t>authentication/security data</w:t>
-            </w:r>
-          </w:p>
-        </w:tc>
-      </w:tr>
-      <w:tr>
-        <w:tc>
-          <w:tcPr>
-            <w:tcW w:type="dxa" w:w="2232"/>
-            <w:vAlign w:val="center"/>
-          </w:tcPr>
-          <w:p>
-            <w:r/>
-            <w:r>
-              <w:rPr>
-                <w:rFonts w:ascii="Calibri" w:hAnsi="Calibri"/>
-                <w:b/>
-                <w:sz w:val="18"/>
-              </w:rPr>
-              <w:t>Calls detected</w:t>
-            </w:r>
-          </w:p>
-        </w:tc>
-        <w:tc>
-          <w:tcPr>
-            <w:tcW w:type="dxa" w:w="7128"/>
-            <w:vAlign w:val="center"/>
-          </w:tcPr>
-          <w:p>
-            <w:r/>
-            <w:r>
-              <w:rPr>
-                <w:rFonts w:ascii="Calibri" w:hAnsi="Calibri"/>
-                <w:b w:val="0"/>
-                <w:sz w:val="18"/>
-              </w:rPr>
-              <w:t>run, buildMessages, extractWorkersAiText</w:t>
-            </w:r>
-          </w:p>
-        </w:tc>
-      </w:tr>
-      <w:tr>
-        <w:tc>
-          <w:tcPr>
-            <w:tcW w:type="dxa" w:w="2232"/>
-            <w:vAlign w:val="center"/>
-          </w:tcPr>
-          <w:p>
-            <w:r/>
-            <w:r>
-              <w:rPr>
-                <w:rFonts w:ascii="Calibri" w:hAnsi="Calibri"/>
-                <w:b/>
-                <w:sz w:val="18"/>
-              </w:rPr>
-              <w:t>API endpoints</w:t>
-            </w:r>
-          </w:p>
-        </w:tc>
-        <w:tc>
-          <w:tcPr>
-            <w:tcW w:type="dxa" w:w="7128"/>
-            <w:vAlign w:val="center"/>
-          </w:tcPr>
-          <w:p>
-            <w:r/>
-            <w:r>
-              <w:rPr>
-                <w:rFonts w:ascii="Calibri" w:hAnsi="Calibri"/>
-                <w:b w:val="0"/>
-                <w:sz w:val="18"/>
-              </w:rPr>
-              <w:t>None detected inside this function body.</w:t>
-            </w:r>
-          </w:p>
-        </w:tc>
-      </w:tr>
-      <w:tr>
-        <w:tc>
-          <w:tcPr>
-            <w:tcW w:type="dxa" w:w="2232"/>
-            <w:vAlign w:val="center"/>
-          </w:tcPr>
-          <w:p>
-            <w:r/>
-            <w:r>
-              <w:rPr>
-                <w:rFonts w:ascii="Calibri" w:hAnsi="Calibri"/>
-                <w:b/>
-                <w:sz w:val="18"/>
-              </w:rPr>
-              <w:t>Storage keys</w:t>
-            </w:r>
-          </w:p>
-        </w:tc>
-        <w:tc>
-          <w:tcPr>
-            <w:tcW w:type="dxa" w:w="7128"/>
-            <w:vAlign w:val="center"/>
-          </w:tcPr>
-          <w:p>
-            <w:r/>
-            <w:r>
-              <w:rPr>
-                <w:rFonts w:ascii="Calibri" w:hAnsi="Calibri"/>
-                <w:b w:val="0"/>
-                <w:sz w:val="18"/>
-              </w:rPr>
-              <w:t>No local/session storage keys detected.</w:t>
-            </w:r>
-          </w:p>
-        </w:tc>
-      </w:tr>
-      <w:tr>
-        <w:tc>
-          <w:tcPr>
-            <w:tcW w:type="dxa" w:w="2232"/>
-            <w:vAlign w:val="center"/>
-          </w:tcPr>
-          <w:p>
-            <w:r/>
-            <w:r>
-              <w:rPr>
-                <w:rFonts w:ascii="Calibri" w:hAnsi="Calibri"/>
-                <w:b/>
-                <w:sz w:val="18"/>
-              </w:rPr>
-              <w:t>Async/return clues</w:t>
-            </w:r>
-          </w:p>
-        </w:tc>
-        <w:tc>
-          <w:tcPr>
-            <w:tcW w:type="dxa" w:w="7128"/>
-            <w:vAlign w:val="center"/>
-          </w:tcPr>
-          <w:p>
-            <w:r/>
-            <w:r>
-              <w:rPr>
-                <w:rFonts w:ascii="Calibri" w:hAnsi="Calibri"/>
-                <w:b w:val="0"/>
-                <w:sz w:val="18"/>
-              </w:rPr>
-              <w:t>1 await expression(s), 2 return statement(s).</w:t>
-            </w:r>
-          </w:p>
-        </w:tc>
-      </w:tr>
-      <w:tr>
-        <w:tc>
-          <w:tcPr>
-            <w:tcW w:type="dxa" w:w="2232"/>
-            <w:vAlign w:val="center"/>
-          </w:tcPr>
-          <w:p>
-            <w:r/>
-            <w:r>
-              <w:rPr>
-                <w:rFonts w:ascii="Calibri" w:hAnsi="Calibri"/>
-                <w:b/>
-                <w:sz w:val="18"/>
-              </w:rPr>
-              <w:t>Debug approach</w:t>
-            </w:r>
-          </w:p>
-        </w:tc>
-        <w:tc>
-          <w:tcPr>
-            <w:tcW w:type="dxa" w:w="7128"/>
-            <w:vAlign w:val="center"/>
-          </w:tcPr>
-          <w:p>
-            <w:r/>
-            <w:r>
-              <w:rPr>
-                <w:rFonts w:ascii="Calibri" w:hAnsi="Calibri"/>
-                <w:b w:val="0"/>
-                <w:sz w:val="18"/>
-              </w:rPr>
-              <w:t>Trigger the user action that reaches this function, inspect inputs/state before the function, then inspect the returned value, DOM update, file write, process output, or API response after it runs.</w:t>
-            </w:r>
-          </w:p>
-        </w:tc>
-      </w:tr>
-    </w:tbl>
     <w:p>
       <w:r>
-        <w:t>Source excerpt:</w:t>
+        <w:t>This function calls Cloudflare Workers AI as a provider fallback when OpenAI is not configured.</w:t>
+      </w:r>
+    </w:p>
+    <w:p>
+      <w:r>
+        <w:t>It gives the website AI a deployable backend path even before or without an OpenAI Worker secret.</w:t>
+      </w:r>
+    </w:p>
+    <w:p>
+      <w:r>
+        <w:t>It calls or references run, buildMessages, and extractWorkersAiText. Endpoint references found inside it are no direct /api endpoint strings detected. Browser storage keys found inside it are no local/session storage keys detected.</w:t>
+      </w:r>
+    </w:p>
+    <w:p>
+      <w:r>
+        <w:t>It has 2 return statement(s). The most important visible returns are: line 163: return {; line 175: return {.</w:t>
+      </w:r>
+    </w:p>
+    <w:p>
+      <w:r>
+        <w:t>Important local values include model at line 170; data at line 171. These variables show what the function is assembling, checking, or handing to another layer.</w:t>
+      </w:r>
+    </w:p>
+    <w:p>
+      <w:r>
+        <w:t>Relevant source excerpt:</w:t>
       </w:r>
     </w:p>
     <w:p>
@@ -8429,386 +4241,37 @@
         <w:pStyle w:val="Heading3"/>
       </w:pPr>
       <w:r>
-        <w:t>fallbackWorkerAnswer - lines 182-220</w:t>
+        <w:t>fallbackWorkerAnswer (cloudflare/portfolio-ai-worker.js, lines 182-220)</w:t>
       </w:r>
     </w:p>
-    <w:tbl>
-      <w:tblPr>
-        <w:tblW w:type="auto" w:w="0"/>
-        <w:jc w:val="center"/>
-        <w:tblLayout w:type="fixed"/>
-        <w:tblLook w:firstColumn="1" w:firstRow="1" w:lastColumn="0" w:lastRow="0" w:noHBand="0" w:noVBand="1" w:val="04A0"/>
-      </w:tblPr>
-      <w:tblGrid>
-        <w:gridCol w:w="2232"/>
-        <w:gridCol w:w="7128"/>
-      </w:tblGrid>
-      <w:tr>
-        <w:tc>
-          <w:tcPr>
-            <w:tcW w:type="dxa" w:w="5184"/>
-            <w:vAlign w:val="center"/>
-            <w:shd w:fill="E8EEF5"/>
-          </w:tcPr>
-          <w:p>
-            <w:r/>
-            <w:r>
-              <w:rPr>
-                <w:rFonts w:ascii="Calibri" w:hAnsi="Calibri"/>
-                <w:b/>
-                <w:sz w:val="18"/>
-              </w:rPr>
-              <w:t>Item</w:t>
-            </w:r>
-          </w:p>
-        </w:tc>
-        <w:tc>
-          <w:tcPr>
-            <w:tcW w:type="dxa" w:w="5184"/>
-            <w:vAlign w:val="center"/>
-            <w:shd w:fill="E8EEF5"/>
-          </w:tcPr>
-          <w:p>
-            <w:r/>
-            <w:r>
-              <w:rPr>
-                <w:rFonts w:ascii="Calibri" w:hAnsi="Calibri"/>
-                <w:b/>
-                <w:sz w:val="18"/>
-              </w:rPr>
-              <w:t>Explanation</w:t>
-            </w:r>
-          </w:p>
-        </w:tc>
-      </w:tr>
-      <w:tr>
-        <w:tc>
-          <w:tcPr>
-            <w:tcW w:type="dxa" w:w="2232"/>
-            <w:vAlign w:val="center"/>
-          </w:tcPr>
-          <w:p>
-            <w:r/>
-            <w:r>
-              <w:rPr>
-                <w:rFonts w:ascii="Calibri" w:hAnsi="Calibri"/>
-                <w:b/>
-                <w:sz w:val="18"/>
-              </w:rPr>
-              <w:t>Source location</w:t>
-            </w:r>
-          </w:p>
-        </w:tc>
-        <w:tc>
-          <w:tcPr>
-            <w:tcW w:type="dxa" w:w="7128"/>
-            <w:vAlign w:val="center"/>
-          </w:tcPr>
-          <w:p>
-            <w:r/>
-            <w:r>
-              <w:rPr>
-                <w:rFonts w:ascii="Calibri" w:hAnsi="Calibri"/>
-                <w:b w:val="0"/>
-                <w:sz w:val="18"/>
-              </w:rPr>
-              <w:t>Lines 182-220 (39 source lines).</w:t>
-            </w:r>
-          </w:p>
-        </w:tc>
-      </w:tr>
-      <w:tr>
-        <w:tc>
-          <w:tcPr>
-            <w:tcW w:type="dxa" w:w="2232"/>
-            <w:vAlign w:val="center"/>
-          </w:tcPr>
-          <w:p>
-            <w:r/>
-            <w:r>
-              <w:rPr>
-                <w:rFonts w:ascii="Calibri" w:hAnsi="Calibri"/>
-                <w:b/>
-                <w:sz w:val="18"/>
-              </w:rPr>
-              <w:t>Purpose</w:t>
-            </w:r>
-          </w:p>
-        </w:tc>
-        <w:tc>
-          <w:tcPr>
-            <w:tcW w:type="dxa" w:w="7128"/>
-            <w:vAlign w:val="center"/>
-          </w:tcPr>
-          <w:p>
-            <w:r/>
-            <w:r>
-              <w:rPr>
-                <w:rFonts w:ascii="Calibri" w:hAnsi="Calibri"/>
-                <w:b w:val="0"/>
-                <w:sz w:val="18"/>
-              </w:rPr>
-              <w:t>Named function in the repository. Inspect the surrounding lines to learn its exact inputs and outputs.</w:t>
-            </w:r>
-          </w:p>
-        </w:tc>
-      </w:tr>
-      <w:tr>
-        <w:tc>
-          <w:tcPr>
-            <w:tcW w:type="dxa" w:w="2232"/>
-            <w:vAlign w:val="center"/>
-          </w:tcPr>
-          <w:p>
-            <w:r/>
-            <w:r>
-              <w:rPr>
-                <w:rFonts w:ascii="Calibri" w:hAnsi="Calibri"/>
-                <w:b/>
-                <w:sz w:val="18"/>
-              </w:rPr>
-              <w:t>Declaration</w:t>
-            </w:r>
-          </w:p>
-        </w:tc>
-        <w:tc>
-          <w:tcPr>
-            <w:tcW w:type="dxa" w:w="7128"/>
-            <w:vAlign w:val="center"/>
-          </w:tcPr>
-          <w:p>
-            <w:r/>
-            <w:r>
-              <w:rPr>
-                <w:rFonts w:ascii="Calibri" w:hAnsi="Calibri"/>
-                <w:b w:val="0"/>
-                <w:sz w:val="18"/>
-              </w:rPr>
-              <w:t>function fallbackWorkerAnswer(body = {}) {</w:t>
-            </w:r>
-          </w:p>
-        </w:tc>
-      </w:tr>
-      <w:tr>
-        <w:tc>
-          <w:tcPr>
-            <w:tcW w:type="dxa" w:w="2232"/>
-            <w:vAlign w:val="center"/>
-          </w:tcPr>
-          <w:p>
-            <w:r/>
-            <w:r>
-              <w:rPr>
-                <w:rFonts w:ascii="Calibri" w:hAnsi="Calibri"/>
-                <w:b/>
-                <w:sz w:val="18"/>
-              </w:rPr>
-              <w:t>Touches</w:t>
-            </w:r>
-          </w:p>
-        </w:tc>
-        <w:tc>
-          <w:tcPr>
-            <w:tcW w:type="dxa" w:w="7128"/>
-            <w:vAlign w:val="center"/>
-          </w:tcPr>
-          <w:p>
-            <w:r/>
-            <w:r>
-              <w:rPr>
-                <w:rFonts w:ascii="Calibri" w:hAnsi="Calibri"/>
-                <w:b w:val="0"/>
-                <w:sz w:val="18"/>
-              </w:rPr>
-              <w:t>filesystem</w:t>
-            </w:r>
-          </w:p>
-        </w:tc>
-      </w:tr>
-      <w:tr>
-        <w:tc>
-          <w:tcPr>
-            <w:tcW w:type="dxa" w:w="2232"/>
-            <w:vAlign w:val="center"/>
-          </w:tcPr>
-          <w:p>
-            <w:r/>
-            <w:r>
-              <w:rPr>
-                <w:rFonts w:ascii="Calibri" w:hAnsi="Calibri"/>
-                <w:b/>
-                <w:sz w:val="18"/>
-              </w:rPr>
-              <w:t>Calls detected</w:t>
-            </w:r>
-          </w:p>
-        </w:tc>
-        <w:tc>
-          <w:tcPr>
-            <w:tcW w:type="dxa" w:w="7128"/>
-            <w:vAlign w:val="center"/>
-          </w:tcPr>
-          <w:p>
-            <w:r/>
-            <w:r>
-              <w:rPr>
-                <w:rFonts w:ascii="Calibri" w:hAnsi="Calibri"/>
-                <w:b w:val="0"/>
-                <w:sz w:val="18"/>
-              </w:rPr>
-              <w:t>trim, toLowerCase, isArray, slice, map, filter, join, b</w:t>
-            </w:r>
-          </w:p>
-        </w:tc>
-      </w:tr>
-      <w:tr>
-        <w:tc>
-          <w:tcPr>
-            <w:tcW w:type="dxa" w:w="2232"/>
-            <w:vAlign w:val="center"/>
-          </w:tcPr>
-          <w:p>
-            <w:r/>
-            <w:r>
-              <w:rPr>
-                <w:rFonts w:ascii="Calibri" w:hAnsi="Calibri"/>
-                <w:b/>
-                <w:sz w:val="18"/>
-              </w:rPr>
-              <w:t>API endpoints</w:t>
-            </w:r>
-          </w:p>
-        </w:tc>
-        <w:tc>
-          <w:tcPr>
-            <w:tcW w:type="dxa" w:w="7128"/>
-            <w:vAlign w:val="center"/>
-          </w:tcPr>
-          <w:p>
-            <w:r/>
-            <w:r>
-              <w:rPr>
-                <w:rFonts w:ascii="Calibri" w:hAnsi="Calibri"/>
-                <w:b w:val="0"/>
-                <w:sz w:val="18"/>
-              </w:rPr>
-              <w:t>None detected inside this function body.</w:t>
-            </w:r>
-          </w:p>
-        </w:tc>
-      </w:tr>
-      <w:tr>
-        <w:tc>
-          <w:tcPr>
-            <w:tcW w:type="dxa" w:w="2232"/>
-            <w:vAlign w:val="center"/>
-          </w:tcPr>
-          <w:p>
-            <w:r/>
-            <w:r>
-              <w:rPr>
-                <w:rFonts w:ascii="Calibri" w:hAnsi="Calibri"/>
-                <w:b/>
-                <w:sz w:val="18"/>
-              </w:rPr>
-              <w:t>Storage keys</w:t>
-            </w:r>
-          </w:p>
-        </w:tc>
-        <w:tc>
-          <w:tcPr>
-            <w:tcW w:type="dxa" w:w="7128"/>
-            <w:vAlign w:val="center"/>
-          </w:tcPr>
-          <w:p>
-            <w:r/>
-            <w:r>
-              <w:rPr>
-                <w:rFonts w:ascii="Calibri" w:hAnsi="Calibri"/>
-                <w:b w:val="0"/>
-                <w:sz w:val="18"/>
-              </w:rPr>
-              <w:t>No local/session storage keys detected.</w:t>
-            </w:r>
-          </w:p>
-        </w:tc>
-      </w:tr>
-      <w:tr>
-        <w:tc>
-          <w:tcPr>
-            <w:tcW w:type="dxa" w:w="2232"/>
-            <w:vAlign w:val="center"/>
-          </w:tcPr>
-          <w:p>
-            <w:r/>
-            <w:r>
-              <w:rPr>
-                <w:rFonts w:ascii="Calibri" w:hAnsi="Calibri"/>
-                <w:b/>
-                <w:sz w:val="18"/>
-              </w:rPr>
-              <w:t>Async/return clues</w:t>
-            </w:r>
-          </w:p>
-        </w:tc>
-        <w:tc>
-          <w:tcPr>
-            <w:tcW w:type="dxa" w:w="7128"/>
-            <w:vAlign w:val="center"/>
-          </w:tcPr>
-          <w:p>
-            <w:r/>
-            <w:r>
-              <w:rPr>
-                <w:rFonts w:ascii="Calibri" w:hAnsi="Calibri"/>
-                <w:b w:val="0"/>
-                <w:sz w:val="18"/>
-              </w:rPr>
-              <w:t>0 await expression(s), 4 return statement(s).</w:t>
-            </w:r>
-          </w:p>
-        </w:tc>
-      </w:tr>
-      <w:tr>
-        <w:tc>
-          <w:tcPr>
-            <w:tcW w:type="dxa" w:w="2232"/>
-            <w:vAlign w:val="center"/>
-          </w:tcPr>
-          <w:p>
-            <w:r/>
-            <w:r>
-              <w:rPr>
-                <w:rFonts w:ascii="Calibri" w:hAnsi="Calibri"/>
-                <w:b/>
-                <w:sz w:val="18"/>
-              </w:rPr>
-              <w:t>Debug approach</w:t>
-            </w:r>
-          </w:p>
-        </w:tc>
-        <w:tc>
-          <w:tcPr>
-            <w:tcW w:type="dxa" w:w="7128"/>
-            <w:vAlign w:val="center"/>
-          </w:tcPr>
-          <w:p>
-            <w:r/>
-            <w:r>
-              <w:rPr>
-                <w:rFonts w:ascii="Calibri" w:hAnsi="Calibri"/>
-                <w:b w:val="0"/>
-                <w:sz w:val="18"/>
-              </w:rPr>
-              <w:t>Trigger the user action that reaches this function, inspect inputs/state before the function, then inspect the returned value, DOM update, file write, process output, or API response after it runs.</w:t>
-            </w:r>
-          </w:p>
-        </w:tc>
-      </w:tr>
-    </w:tbl>
     <w:p>
       <w:r>
-        <w:t>Source excerpt:</w:t>
+        <w:t>This function returns a simple local Worker answer when model calls are unavailable.</w:t>
+      </w:r>
+    </w:p>
+    <w:p>
+      <w:r>
+        <w:t>It prevents the public AI endpoint from returning a useless failure for basic questions or temporary provider outages.</w:t>
+      </w:r>
+    </w:p>
+    <w:p>
+      <w:r>
+        <w:t>It calls or references trim, toLowerCase, isArray, slice, map, filter, join, and b. Endpoint references found inside it are no direct /api endpoint strings detected. Browser storage keys found inside it are no local/session storage keys detected.</w:t>
+      </w:r>
+    </w:p>
+    <w:p>
+      <w:r>
+        <w:t>It has 4 return statement(s). The most important visible returns are: line 190: return `Hi, what can I do for you? I can help with ${owner}'s projects, files, resume links, or related electronics concepts.`;; line 193: return [; line 204: return [; line 213: return [.</w:t>
+      </w:r>
+    </w:p>
+    <w:p>
+      <w:r>
+        <w:t>Important local values include question at line 183; clean at line 184; context at line 185; projects at line 186; owner at line 187. These variables show what the function is assembling, checking, or handing to another layer.</w:t>
+      </w:r>
+    </w:p>
+    <w:p>
+      <w:r>
+        <w:t>Relevant source excerpt:</w:t>
       </w:r>
     </w:p>
     <w:p>
